--- a/Assignment 31.docx
+++ b/Assignment 31.docx
@@ -677,25 +677,7 @@
           <w:lang w:val="en-US"/>
         </w:rPr>
         <w:lastRenderedPageBreak/>
-        <w:t xml:space="preserve">Key </w:t>
-      </w:r>
-      <w:proofErr w:type="gramStart"/>
-      <w:r>
-        <w:rPr>
-          <w:sz w:val="28"/>
-          <w:szCs w:val="28"/>
-          <w:lang w:val="en-US"/>
-        </w:rPr>
-        <w:t>variables  →</w:t>
-      </w:r>
-      <w:proofErr w:type="gramEnd"/>
-      <w:r>
-        <w:rPr>
-          <w:sz w:val="28"/>
-          <w:szCs w:val="28"/>
-          <w:lang w:val="en-US"/>
-        </w:rPr>
-        <w:t xml:space="preserve"> SY-LISEL (clicked line content)</w:t>
+        <w:t>Key variables  → SY-LISEL (clicked line content)</w:t>
       </w:r>
     </w:p>
     <w:p>
@@ -753,16 +735,7 @@
           <w:sz w:val="28"/>
           <w:szCs w:val="28"/>
         </w:rPr>
-        <w:t xml:space="preserve"> TOP-OF-PAGE DURING LINE-SELECTION</w:t>
-      </w:r>
-      <w:r>
-        <w:rPr>
-          <w:b/>
-          <w:bCs/>
-          <w:sz w:val="28"/>
-          <w:szCs w:val="28"/>
-        </w:rPr>
-        <w:t>:</w:t>
+        <w:t xml:space="preserve"> TOP-OF-PAGE DURING LINE-SELECTION:</w:t>
       </w:r>
     </w:p>
     <w:p>
@@ -858,14 +831,7 @@
           <w:sz w:val="28"/>
           <w:szCs w:val="28"/>
         </w:rPr>
-        <w:t>AT USER-COMMAND</w:t>
-      </w:r>
-      <w:r>
-        <w:rPr>
-          <w:sz w:val="28"/>
-          <w:szCs w:val="28"/>
-        </w:rPr>
-        <w:t>:</w:t>
+        <w:t>AT USER-COMMAND:</w:t>
       </w:r>
     </w:p>
     <w:p>
@@ -1133,25 +1099,7 @@
           <w:sz w:val="28"/>
           <w:szCs w:val="28"/>
         </w:rPr>
-        <w:t xml:space="preserve">SET </w:t>
-      </w:r>
-      <w:proofErr w:type="gramStart"/>
-      <w:r>
-        <w:rPr>
-          <w:bCs/>
-          <w:sz w:val="28"/>
-          <w:szCs w:val="28"/>
-        </w:rPr>
-        <w:t>TITLEBAR  '</w:t>
-      </w:r>
-      <w:proofErr w:type="gramEnd"/>
-      <w:r>
-        <w:rPr>
-          <w:bCs/>
-          <w:sz w:val="28"/>
-          <w:szCs w:val="28"/>
-        </w:rPr>
-        <w:t>ZKR_TITLE'.</w:t>
+        <w:t>SET TITLEBAR  'ZKR_TITLE'.</w:t>
       </w:r>
     </w:p>
     <w:p>
@@ -1237,23 +1185,13 @@
           <w:szCs w:val="28"/>
         </w:rPr>
       </w:pPr>
-      <w:proofErr w:type="spellStart"/>
       <w:r>
         <w:rPr>
           <w:bCs/>
           <w:sz w:val="28"/>
           <w:szCs w:val="28"/>
         </w:rPr>
-        <w:t>lineSY</w:t>
-      </w:r>
-      <w:proofErr w:type="spellEnd"/>
-      <w:r>
-        <w:rPr>
-          <w:bCs/>
-          <w:sz w:val="28"/>
-          <w:szCs w:val="28"/>
-        </w:rPr>
-        <w:t>-LILLI</w:t>
+        <w:t>lineSY-LILLI</w:t>
       </w:r>
       <w:r>
         <w:rPr>
@@ -1388,16 +1326,6 @@
     </w:p>
     <w:p>
       <w:pPr>
-        <w:rPr>
-          <w:bCs/>
-          <w:sz w:val="28"/>
-          <w:szCs w:val="28"/>
-        </w:rPr>
-      </w:pPr>
-    </w:p>
-    <w:p>
-      <w:pPr>
-        <w:pStyle w:val="ListParagraph"/>
         <w:rPr>
           <w:bCs/>
           <w:sz w:val="28"/>
@@ -1437,18 +1365,1375 @@
           <w:lang w:eastAsia="en-IN"/>
           <w14:ligatures w14:val="none"/>
         </w:rPr>
+        <w:lastRenderedPageBreak/>
         <w:t>Create interactive report using VBRK and VBRP tables (using new syntax) with hide technique up to 10 rows?</w:t>
       </w:r>
     </w:p>
-    <w:p>
-      <w:pPr>
-        <w:rPr>
-          <w:rFonts w:cstheme="minorHAnsi"/>
-          <w:bCs/>
-          <w:sz w:val="28"/>
-          <w:szCs w:val="28"/>
-        </w:rPr>
-      </w:pPr>
+    <w:tbl>
+      <w:tblPr>
+        <w:tblStyle w:val="TableGrid"/>
+        <w:tblW w:w="0" w:type="auto"/>
+        <w:tblInd w:w="360" w:type="dxa"/>
+        <w:tblLook w:val="04A0" w:firstRow="1" w:lastRow="0" w:firstColumn="1" w:lastColumn="0" w:noHBand="0" w:noVBand="1"/>
+      </w:tblPr>
+      <w:tblGrid>
+        <w:gridCol w:w="8656"/>
+      </w:tblGrid>
+      <w:tr>
+        <w:tc>
+          <w:tcPr>
+            <w:tcW w:w="9016" w:type="dxa"/>
+          </w:tcPr>
+          <w:p>
+            <w:pPr>
+              <w:pStyle w:val="ListParagraph"/>
+              <w:ind w:left="0"/>
+              <w:rPr>
+                <w:rFonts w:eastAsia="Times New Roman" w:cstheme="minorHAnsi"/>
+                <w:color w:val="000000"/>
+                <w:kern w:val="0"/>
+                <w:sz w:val="20"/>
+                <w:szCs w:val="20"/>
+                <w:lang w:eastAsia="en-IN"/>
+                <w14:ligatures w14:val="none"/>
+              </w:rPr>
+            </w:pPr>
+            <w:r>
+              <w:rPr>
+                <w:rFonts w:eastAsia="Times New Roman" w:cstheme="minorHAnsi"/>
+                <w:color w:val="000000"/>
+                <w:kern w:val="0"/>
+                <w:sz w:val="20"/>
+                <w:szCs w:val="20"/>
+                <w:lang w:eastAsia="en-IN"/>
+                <w14:ligatures w14:val="none"/>
+              </w:rPr>
+              <w:t>REPORT ZKR_RP_INTERACTIVE_REPORT.</w:t>
+            </w:r>
+            <w:r>
+              <w:rPr>
+                <w:rFonts w:eastAsia="Times New Roman" w:cstheme="minorHAnsi"/>
+                <w:color w:val="000000"/>
+                <w:kern w:val="0"/>
+                <w:sz w:val="20"/>
+                <w:szCs w:val="20"/>
+                <w:lang w:eastAsia="en-IN"/>
+                <w14:ligatures w14:val="none"/>
+              </w:rPr>
+              <w:br/>
+            </w:r>
+            <w:r>
+              <w:rPr>
+                <w:rFonts w:eastAsia="Times New Roman" w:cstheme="minorHAnsi"/>
+                <w:color w:val="000000"/>
+                <w:kern w:val="0"/>
+                <w:sz w:val="20"/>
+                <w:szCs w:val="20"/>
+                <w:lang w:eastAsia="en-IN"/>
+                <w14:ligatures w14:val="none"/>
+              </w:rPr>
+              <w:br/>
+              <w:t>TYPES : BEGIN OF ty_vbrk,</w:t>
+            </w:r>
+            <w:r>
+              <w:rPr>
+                <w:rFonts w:eastAsia="Times New Roman" w:cstheme="minorHAnsi"/>
+                <w:color w:val="000000"/>
+                <w:kern w:val="0"/>
+                <w:sz w:val="20"/>
+                <w:szCs w:val="20"/>
+                <w:lang w:eastAsia="en-IN"/>
+                <w14:ligatures w14:val="none"/>
+              </w:rPr>
+              <w:br/>
+              <w:t>          vbeln TYPE vbeln,</w:t>
+            </w:r>
+            <w:r>
+              <w:rPr>
+                <w:rFonts w:eastAsia="Times New Roman" w:cstheme="minorHAnsi"/>
+                <w:color w:val="000000"/>
+                <w:kern w:val="0"/>
+                <w:sz w:val="20"/>
+                <w:szCs w:val="20"/>
+                <w:lang w:eastAsia="en-IN"/>
+                <w14:ligatures w14:val="none"/>
+              </w:rPr>
+              <w:br/>
+              <w:t>          fkart TYPE fkart,</w:t>
+            </w:r>
+            <w:r>
+              <w:rPr>
+                <w:rFonts w:eastAsia="Times New Roman" w:cstheme="minorHAnsi"/>
+                <w:color w:val="000000"/>
+                <w:kern w:val="0"/>
+                <w:sz w:val="20"/>
+                <w:szCs w:val="20"/>
+                <w:lang w:eastAsia="en-IN"/>
+                <w14:ligatures w14:val="none"/>
+              </w:rPr>
+              <w:br/>
+              <w:t>          fktyp TYPE fktyp,</w:t>
+            </w:r>
+            <w:r>
+              <w:rPr>
+                <w:rFonts w:eastAsia="Times New Roman" w:cstheme="minorHAnsi"/>
+                <w:color w:val="000000"/>
+                <w:kern w:val="0"/>
+                <w:sz w:val="20"/>
+                <w:szCs w:val="20"/>
+                <w:lang w:eastAsia="en-IN"/>
+                <w14:ligatures w14:val="none"/>
+              </w:rPr>
+              <w:br/>
+              <w:t>        END OF ty_vbrk.</w:t>
+            </w:r>
+            <w:r>
+              <w:rPr>
+                <w:rFonts w:eastAsia="Times New Roman" w:cstheme="minorHAnsi"/>
+                <w:color w:val="000000"/>
+                <w:kern w:val="0"/>
+                <w:sz w:val="20"/>
+                <w:szCs w:val="20"/>
+                <w:lang w:eastAsia="en-IN"/>
+                <w14:ligatures w14:val="none"/>
+              </w:rPr>
+              <w:br/>
+            </w:r>
+            <w:r>
+              <w:rPr>
+                <w:rFonts w:eastAsia="Times New Roman" w:cstheme="minorHAnsi"/>
+                <w:color w:val="000000"/>
+                <w:kern w:val="0"/>
+                <w:sz w:val="20"/>
+                <w:szCs w:val="20"/>
+                <w:lang w:eastAsia="en-IN"/>
+                <w14:ligatures w14:val="none"/>
+              </w:rPr>
+              <w:br/>
+              <w:t>TYPES : BEGIN OF ty_vbrp,</w:t>
+            </w:r>
+            <w:r>
+              <w:rPr>
+                <w:rFonts w:eastAsia="Times New Roman" w:cstheme="minorHAnsi"/>
+                <w:color w:val="000000"/>
+                <w:kern w:val="0"/>
+                <w:sz w:val="20"/>
+                <w:szCs w:val="20"/>
+                <w:lang w:eastAsia="en-IN"/>
+                <w14:ligatures w14:val="none"/>
+              </w:rPr>
+              <w:br/>
+              <w:t>          vbeln TYPE vbeln,</w:t>
+            </w:r>
+            <w:r>
+              <w:rPr>
+                <w:rFonts w:eastAsia="Times New Roman" w:cstheme="minorHAnsi"/>
+                <w:color w:val="000000"/>
+                <w:kern w:val="0"/>
+                <w:sz w:val="20"/>
+                <w:szCs w:val="20"/>
+                <w:lang w:eastAsia="en-IN"/>
+                <w14:ligatures w14:val="none"/>
+              </w:rPr>
+              <w:br/>
+              <w:t>          posnr TYPE posnr, </w:t>
+            </w:r>
+            <w:r>
+              <w:rPr>
+                <w:rFonts w:eastAsia="Times New Roman" w:cstheme="minorHAnsi"/>
+                <w:i/>
+                <w:iCs/>
+                <w:color w:val="000000"/>
+                <w:kern w:val="0"/>
+                <w:sz w:val="20"/>
+                <w:szCs w:val="20"/>
+                <w:lang w:eastAsia="en-IN"/>
+                <w14:ligatures w14:val="none"/>
+              </w:rPr>
+              <w:t>"billing item</w:t>
+            </w:r>
+            <w:r>
+              <w:rPr>
+                <w:rFonts w:eastAsia="Times New Roman" w:cstheme="minorHAnsi"/>
+                <w:color w:val="000000"/>
+                <w:kern w:val="0"/>
+                <w:sz w:val="20"/>
+                <w:szCs w:val="20"/>
+                <w:lang w:eastAsia="en-IN"/>
+                <w14:ligatures w14:val="none"/>
+              </w:rPr>
+              <w:br/>
+              <w:t>          vrkme TYPE vrkme, </w:t>
+            </w:r>
+            <w:r>
+              <w:rPr>
+                <w:rFonts w:eastAsia="Times New Roman" w:cstheme="minorHAnsi"/>
+                <w:i/>
+                <w:iCs/>
+                <w:color w:val="000000"/>
+                <w:kern w:val="0"/>
+                <w:sz w:val="20"/>
+                <w:szCs w:val="20"/>
+                <w:lang w:eastAsia="en-IN"/>
+                <w14:ligatures w14:val="none"/>
+              </w:rPr>
+              <w:t>"sales unit</w:t>
+            </w:r>
+            <w:r>
+              <w:rPr>
+                <w:rFonts w:eastAsia="Times New Roman" w:cstheme="minorHAnsi"/>
+                <w:color w:val="000000"/>
+                <w:kern w:val="0"/>
+                <w:sz w:val="20"/>
+                <w:szCs w:val="20"/>
+                <w:lang w:eastAsia="en-IN"/>
+                <w14:ligatures w14:val="none"/>
+              </w:rPr>
+              <w:br/>
+              <w:t>        END OF ty_vbrp.</w:t>
+            </w:r>
+            <w:r>
+              <w:rPr>
+                <w:rFonts w:eastAsia="Times New Roman" w:cstheme="minorHAnsi"/>
+                <w:color w:val="000000"/>
+                <w:kern w:val="0"/>
+                <w:sz w:val="20"/>
+                <w:szCs w:val="20"/>
+                <w:lang w:eastAsia="en-IN"/>
+                <w14:ligatures w14:val="none"/>
+              </w:rPr>
+              <w:br/>
+            </w:r>
+            <w:r>
+              <w:rPr>
+                <w:rFonts w:eastAsia="Times New Roman" w:cstheme="minorHAnsi"/>
+                <w:color w:val="000000"/>
+                <w:kern w:val="0"/>
+                <w:sz w:val="20"/>
+                <w:szCs w:val="20"/>
+                <w:lang w:eastAsia="en-IN"/>
+                <w14:ligatures w14:val="none"/>
+              </w:rPr>
+              <w:br/>
+              <w:t>TYPES : BEGIN OF ty_vbrkuk,</w:t>
+            </w:r>
+            <w:r>
+              <w:rPr>
+                <w:rFonts w:eastAsia="Times New Roman" w:cstheme="minorHAnsi"/>
+                <w:color w:val="000000"/>
+                <w:kern w:val="0"/>
+                <w:sz w:val="20"/>
+                <w:szCs w:val="20"/>
+                <w:lang w:eastAsia="en-IN"/>
+                <w14:ligatures w14:val="none"/>
+              </w:rPr>
+              <w:br/>
+              <w:t>          vbeln TYPE vbeln,</w:t>
+            </w:r>
+            <w:r>
+              <w:rPr>
+                <w:rFonts w:eastAsia="Times New Roman" w:cstheme="minorHAnsi"/>
+                <w:color w:val="000000"/>
+                <w:kern w:val="0"/>
+                <w:sz w:val="20"/>
+                <w:szCs w:val="20"/>
+                <w:lang w:eastAsia="en-IN"/>
+                <w14:ligatures w14:val="none"/>
+              </w:rPr>
+              <w:br/>
+              <w:t>          fkart TYPE fkart,</w:t>
+            </w:r>
+            <w:r>
+              <w:rPr>
+                <w:rFonts w:eastAsia="Times New Roman" w:cstheme="minorHAnsi"/>
+                <w:color w:val="000000"/>
+                <w:kern w:val="0"/>
+                <w:sz w:val="20"/>
+                <w:szCs w:val="20"/>
+                <w:lang w:eastAsia="en-IN"/>
+                <w14:ligatures w14:val="none"/>
+              </w:rPr>
+              <w:br/>
+              <w:t>        END OF ty_vbrkuk.</w:t>
+            </w:r>
+            <w:r>
+              <w:rPr>
+                <w:rFonts w:eastAsia="Times New Roman" w:cstheme="minorHAnsi"/>
+                <w:color w:val="000000"/>
+                <w:kern w:val="0"/>
+                <w:sz w:val="20"/>
+                <w:szCs w:val="20"/>
+                <w:lang w:eastAsia="en-IN"/>
+                <w14:ligatures w14:val="none"/>
+              </w:rPr>
+              <w:br/>
+            </w:r>
+            <w:r>
+              <w:rPr>
+                <w:rFonts w:eastAsia="Times New Roman" w:cstheme="minorHAnsi"/>
+                <w:color w:val="000000"/>
+                <w:kern w:val="0"/>
+                <w:sz w:val="20"/>
+                <w:szCs w:val="20"/>
+                <w:lang w:eastAsia="en-IN"/>
+                <w14:ligatures w14:val="none"/>
+              </w:rPr>
+              <w:br/>
+              <w:t>DATA : lt_vbrk TYPE TABLE OF ty_vbrk,</w:t>
+            </w:r>
+            <w:r>
+              <w:rPr>
+                <w:rFonts w:eastAsia="Times New Roman" w:cstheme="minorHAnsi"/>
+                <w:color w:val="000000"/>
+                <w:kern w:val="0"/>
+                <w:sz w:val="20"/>
+                <w:szCs w:val="20"/>
+                <w:lang w:eastAsia="en-IN"/>
+                <w14:ligatures w14:val="none"/>
+              </w:rPr>
+              <w:br/>
+              <w:t>       ls_vbrk TYPE ty_vbrk.</w:t>
+            </w:r>
+            <w:r>
+              <w:rPr>
+                <w:rFonts w:eastAsia="Times New Roman" w:cstheme="minorHAnsi"/>
+                <w:color w:val="000000"/>
+                <w:kern w:val="0"/>
+                <w:sz w:val="20"/>
+                <w:szCs w:val="20"/>
+                <w:lang w:eastAsia="en-IN"/>
+                <w14:ligatures w14:val="none"/>
+              </w:rPr>
+              <w:br/>
+            </w:r>
+            <w:r>
+              <w:rPr>
+                <w:rFonts w:eastAsia="Times New Roman" w:cstheme="minorHAnsi"/>
+                <w:color w:val="000000"/>
+                <w:kern w:val="0"/>
+                <w:sz w:val="20"/>
+                <w:szCs w:val="20"/>
+                <w:lang w:eastAsia="en-IN"/>
+                <w14:ligatures w14:val="none"/>
+              </w:rPr>
+              <w:br/>
+              <w:t>DATA : lt_vbrp TYPE TABLE OF ty_vbrp,</w:t>
+            </w:r>
+            <w:r>
+              <w:rPr>
+                <w:rFonts w:eastAsia="Times New Roman" w:cstheme="minorHAnsi"/>
+                <w:color w:val="000000"/>
+                <w:kern w:val="0"/>
+                <w:sz w:val="20"/>
+                <w:szCs w:val="20"/>
+                <w:lang w:eastAsia="en-IN"/>
+                <w14:ligatures w14:val="none"/>
+              </w:rPr>
+              <w:br/>
+              <w:t>       ls_vbrp TYPE ty_vbrp.</w:t>
+            </w:r>
+            <w:r>
+              <w:rPr>
+                <w:rFonts w:eastAsia="Times New Roman" w:cstheme="minorHAnsi"/>
+                <w:color w:val="000000"/>
+                <w:kern w:val="0"/>
+                <w:sz w:val="20"/>
+                <w:szCs w:val="20"/>
+                <w:lang w:eastAsia="en-IN"/>
+                <w14:ligatures w14:val="none"/>
+              </w:rPr>
+              <w:br/>
+            </w:r>
+            <w:r>
+              <w:rPr>
+                <w:rFonts w:eastAsia="Times New Roman" w:cstheme="minorHAnsi"/>
+                <w:color w:val="000000"/>
+                <w:kern w:val="0"/>
+                <w:sz w:val="20"/>
+                <w:szCs w:val="20"/>
+                <w:lang w:eastAsia="en-IN"/>
+                <w14:ligatures w14:val="none"/>
+              </w:rPr>
+              <w:br/>
+              <w:t>DATA : lt_vbrkuk TYPE TABLE OF ty_vbrkuk,</w:t>
+            </w:r>
+            <w:r>
+              <w:rPr>
+                <w:rFonts w:eastAsia="Times New Roman" w:cstheme="minorHAnsi"/>
+                <w:color w:val="000000"/>
+                <w:kern w:val="0"/>
+                <w:sz w:val="20"/>
+                <w:szCs w:val="20"/>
+                <w:lang w:eastAsia="en-IN"/>
+                <w14:ligatures w14:val="none"/>
+              </w:rPr>
+              <w:br/>
+              <w:t>       ls_vbrkuk TYPE ty_vbrkuk.</w:t>
+            </w:r>
+            <w:r>
+              <w:rPr>
+                <w:rFonts w:eastAsia="Times New Roman" w:cstheme="minorHAnsi"/>
+                <w:color w:val="000000"/>
+                <w:kern w:val="0"/>
+                <w:sz w:val="20"/>
+                <w:szCs w:val="20"/>
+                <w:lang w:eastAsia="en-IN"/>
+                <w14:ligatures w14:val="none"/>
+              </w:rPr>
+              <w:br/>
+            </w:r>
+            <w:r>
+              <w:rPr>
+                <w:rFonts w:eastAsia="Times New Roman" w:cstheme="minorHAnsi"/>
+                <w:color w:val="000000"/>
+                <w:kern w:val="0"/>
+                <w:sz w:val="20"/>
+                <w:szCs w:val="20"/>
+                <w:lang w:eastAsia="en-IN"/>
+                <w14:ligatures w14:val="none"/>
+              </w:rPr>
+              <w:br/>
+              <w:t>PARAMETERS : p_fkart TYPE fkart.</w:t>
+            </w:r>
+            <w:r>
+              <w:rPr>
+                <w:rFonts w:eastAsia="Times New Roman" w:cstheme="minorHAnsi"/>
+                <w:color w:val="000000"/>
+                <w:kern w:val="0"/>
+                <w:sz w:val="20"/>
+                <w:szCs w:val="20"/>
+                <w:lang w:eastAsia="en-IN"/>
+                <w14:ligatures w14:val="none"/>
+              </w:rPr>
+              <w:br/>
+            </w:r>
+            <w:r>
+              <w:rPr>
+                <w:rFonts w:eastAsia="Times New Roman" w:cstheme="minorHAnsi"/>
+                <w:color w:val="000000"/>
+                <w:kern w:val="0"/>
+                <w:sz w:val="20"/>
+                <w:szCs w:val="20"/>
+                <w:lang w:eastAsia="en-IN"/>
+                <w14:ligatures w14:val="none"/>
+              </w:rPr>
+              <w:br/>
+              <w:t>SELECT FROM vbrk</w:t>
+            </w:r>
+            <w:r>
+              <w:rPr>
+                <w:rFonts w:eastAsia="Times New Roman" w:cstheme="minorHAnsi"/>
+                <w:color w:val="000000"/>
+                <w:kern w:val="0"/>
+                <w:sz w:val="20"/>
+                <w:szCs w:val="20"/>
+                <w:lang w:eastAsia="en-IN"/>
+                <w14:ligatures w14:val="none"/>
+              </w:rPr>
+              <w:br/>
+              <w:t>  FIELDS vbeln , fkart , fktyp</w:t>
+            </w:r>
+            <w:r>
+              <w:rPr>
+                <w:rFonts w:eastAsia="Times New Roman" w:cstheme="minorHAnsi"/>
+                <w:color w:val="000000"/>
+                <w:kern w:val="0"/>
+                <w:sz w:val="20"/>
+                <w:szCs w:val="20"/>
+                <w:lang w:eastAsia="en-IN"/>
+                <w14:ligatures w14:val="none"/>
+              </w:rPr>
+              <w:br/>
+              <w:t>  WHERE fkart = @p_fkart</w:t>
+            </w:r>
+            <w:r>
+              <w:rPr>
+                <w:rFonts w:eastAsia="Times New Roman" w:cstheme="minorHAnsi"/>
+                <w:color w:val="000000"/>
+                <w:kern w:val="0"/>
+                <w:sz w:val="20"/>
+                <w:szCs w:val="20"/>
+                <w:lang w:eastAsia="en-IN"/>
+                <w14:ligatures w14:val="none"/>
+              </w:rPr>
+              <w:br/>
+              <w:t>  INTO TABLE @lt_vbrk.</w:t>
+            </w:r>
+            <w:r>
+              <w:rPr>
+                <w:rFonts w:eastAsia="Times New Roman" w:cstheme="minorHAnsi"/>
+                <w:color w:val="000000"/>
+                <w:kern w:val="0"/>
+                <w:sz w:val="20"/>
+                <w:szCs w:val="20"/>
+                <w:lang w:eastAsia="en-IN"/>
+                <w14:ligatures w14:val="none"/>
+              </w:rPr>
+              <w:br/>
+            </w:r>
+            <w:r>
+              <w:rPr>
+                <w:rFonts w:eastAsia="Times New Roman" w:cstheme="minorHAnsi"/>
+                <w:color w:val="000000"/>
+                <w:kern w:val="0"/>
+                <w:sz w:val="20"/>
+                <w:szCs w:val="20"/>
+                <w:lang w:eastAsia="en-IN"/>
+                <w14:ligatures w14:val="none"/>
+              </w:rPr>
+              <w:br/>
+              <w:t>LOOP AT lt_vbrk INTO ls_vbrk.</w:t>
+            </w:r>
+            <w:r>
+              <w:rPr>
+                <w:rFonts w:eastAsia="Times New Roman" w:cstheme="minorHAnsi"/>
+                <w:color w:val="000000"/>
+                <w:kern w:val="0"/>
+                <w:sz w:val="20"/>
+                <w:szCs w:val="20"/>
+                <w:lang w:eastAsia="en-IN"/>
+                <w14:ligatures w14:val="none"/>
+              </w:rPr>
+              <w:br/>
+              <w:t>  WRITE : / ls_vbrk-vbeln COLOR 1, ls_vbrk-fkart COLOR 1, ls_vbrk-fktyp.</w:t>
+            </w:r>
+            <w:r>
+              <w:rPr>
+                <w:rFonts w:eastAsia="Times New Roman" w:cstheme="minorHAnsi"/>
+                <w:color w:val="000000"/>
+                <w:kern w:val="0"/>
+                <w:sz w:val="20"/>
+                <w:szCs w:val="20"/>
+                <w:lang w:eastAsia="en-IN"/>
+                <w14:ligatures w14:val="none"/>
+              </w:rPr>
+              <w:br/>
+              <w:t>  HIDE ls_vbrk-vbeln.</w:t>
+            </w:r>
+            <w:r>
+              <w:rPr>
+                <w:rFonts w:eastAsia="Times New Roman" w:cstheme="minorHAnsi"/>
+                <w:color w:val="000000"/>
+                <w:kern w:val="0"/>
+                <w:sz w:val="20"/>
+                <w:szCs w:val="20"/>
+                <w:lang w:eastAsia="en-IN"/>
+                <w14:ligatures w14:val="none"/>
+              </w:rPr>
+              <w:br/>
+              <w:t>ENDLOOP.</w:t>
+            </w:r>
+            <w:r>
+              <w:rPr>
+                <w:rFonts w:eastAsia="Times New Roman" w:cstheme="minorHAnsi"/>
+                <w:color w:val="000000"/>
+                <w:kern w:val="0"/>
+                <w:sz w:val="20"/>
+                <w:szCs w:val="20"/>
+                <w:lang w:eastAsia="en-IN"/>
+                <w14:ligatures w14:val="none"/>
+              </w:rPr>
+              <w:br/>
+            </w:r>
+            <w:r>
+              <w:rPr>
+                <w:rFonts w:eastAsia="Times New Roman" w:cstheme="minorHAnsi"/>
+                <w:color w:val="000000"/>
+                <w:kern w:val="0"/>
+                <w:sz w:val="20"/>
+                <w:szCs w:val="20"/>
+                <w:lang w:eastAsia="en-IN"/>
+                <w14:ligatures w14:val="none"/>
+              </w:rPr>
+              <w:br/>
+            </w:r>
+            <w:r>
+              <w:rPr>
+                <w:rFonts w:eastAsia="Times New Roman" w:cstheme="minorHAnsi"/>
+                <w:color w:val="000000"/>
+                <w:kern w:val="0"/>
+                <w:sz w:val="20"/>
+                <w:szCs w:val="20"/>
+                <w:lang w:eastAsia="en-IN"/>
+                <w14:ligatures w14:val="none"/>
+              </w:rPr>
+              <w:br/>
+              <w:t>AT LINE-SELECTION.</w:t>
+            </w:r>
+            <w:r>
+              <w:rPr>
+                <w:rFonts w:eastAsia="Times New Roman" w:cstheme="minorHAnsi"/>
+                <w:color w:val="000000"/>
+                <w:kern w:val="0"/>
+                <w:sz w:val="20"/>
+                <w:szCs w:val="20"/>
+                <w:lang w:eastAsia="en-IN"/>
+                <w14:ligatures w14:val="none"/>
+              </w:rPr>
+              <w:br/>
+            </w:r>
+            <w:r>
+              <w:rPr>
+                <w:rFonts w:eastAsia="Times New Roman" w:cstheme="minorHAnsi"/>
+                <w:color w:val="000000"/>
+                <w:kern w:val="0"/>
+                <w:sz w:val="20"/>
+                <w:szCs w:val="20"/>
+                <w:lang w:eastAsia="en-IN"/>
+                <w14:ligatures w14:val="none"/>
+              </w:rPr>
+              <w:br/>
+              <w:t>  IF sy-lsind = 1.</w:t>
+            </w:r>
+            <w:r>
+              <w:rPr>
+                <w:rFonts w:eastAsia="Times New Roman" w:cstheme="minorHAnsi"/>
+                <w:color w:val="000000"/>
+                <w:kern w:val="0"/>
+                <w:sz w:val="20"/>
+                <w:szCs w:val="20"/>
+                <w:lang w:eastAsia="en-IN"/>
+                <w14:ligatures w14:val="none"/>
+              </w:rPr>
+              <w:br/>
+            </w:r>
+            <w:r>
+              <w:rPr>
+                <w:rFonts w:eastAsia="Times New Roman" w:cstheme="minorHAnsi"/>
+                <w:color w:val="000000"/>
+                <w:kern w:val="0"/>
+                <w:sz w:val="20"/>
+                <w:szCs w:val="20"/>
+                <w:lang w:eastAsia="en-IN"/>
+                <w14:ligatures w14:val="none"/>
+              </w:rPr>
+              <w:br/>
+              <w:t>    SELECT FROM vbrp</w:t>
+            </w:r>
+            <w:r>
+              <w:rPr>
+                <w:rFonts w:eastAsia="Times New Roman" w:cstheme="minorHAnsi"/>
+                <w:color w:val="000000"/>
+                <w:kern w:val="0"/>
+                <w:sz w:val="20"/>
+                <w:szCs w:val="20"/>
+                <w:lang w:eastAsia="en-IN"/>
+                <w14:ligatures w14:val="none"/>
+              </w:rPr>
+              <w:br/>
+              <w:t>      FIELDS vbeln , posnr , vrkme</w:t>
+            </w:r>
+            <w:r>
+              <w:rPr>
+                <w:rFonts w:eastAsia="Times New Roman" w:cstheme="minorHAnsi"/>
+                <w:color w:val="000000"/>
+                <w:kern w:val="0"/>
+                <w:sz w:val="20"/>
+                <w:szCs w:val="20"/>
+                <w:lang w:eastAsia="en-IN"/>
+                <w14:ligatures w14:val="none"/>
+              </w:rPr>
+              <w:br/>
+              <w:t>      WHERE vbeln = @ls_vbrk-vbeln</w:t>
+            </w:r>
+            <w:r>
+              <w:rPr>
+                <w:rFonts w:eastAsia="Times New Roman" w:cstheme="minorHAnsi"/>
+                <w:color w:val="000000"/>
+                <w:kern w:val="0"/>
+                <w:sz w:val="20"/>
+                <w:szCs w:val="20"/>
+                <w:lang w:eastAsia="en-IN"/>
+                <w14:ligatures w14:val="none"/>
+              </w:rPr>
+              <w:br/>
+              <w:t>      INTO TABLE @lt_vbrp.</w:t>
+            </w:r>
+            <w:r>
+              <w:rPr>
+                <w:rFonts w:eastAsia="Times New Roman" w:cstheme="minorHAnsi"/>
+                <w:color w:val="000000"/>
+                <w:kern w:val="0"/>
+                <w:sz w:val="20"/>
+                <w:szCs w:val="20"/>
+                <w:lang w:eastAsia="en-IN"/>
+                <w14:ligatures w14:val="none"/>
+              </w:rPr>
+              <w:br/>
+            </w:r>
+            <w:r>
+              <w:rPr>
+                <w:rFonts w:eastAsia="Times New Roman" w:cstheme="minorHAnsi"/>
+                <w:color w:val="000000"/>
+                <w:kern w:val="0"/>
+                <w:sz w:val="20"/>
+                <w:szCs w:val="20"/>
+                <w:lang w:eastAsia="en-IN"/>
+                <w14:ligatures w14:val="none"/>
+              </w:rPr>
+              <w:br/>
+              <w:t>    LOOP AT lt_vbrp INTO ls_vbrp.</w:t>
+            </w:r>
+            <w:r>
+              <w:rPr>
+                <w:rFonts w:eastAsia="Times New Roman" w:cstheme="minorHAnsi"/>
+                <w:color w:val="000000"/>
+                <w:kern w:val="0"/>
+                <w:sz w:val="20"/>
+                <w:szCs w:val="20"/>
+                <w:lang w:eastAsia="en-IN"/>
+                <w14:ligatures w14:val="none"/>
+              </w:rPr>
+              <w:br/>
+              <w:t>      WRITE : / ls_vbrp-vbeln COLOR 1, ls_vbrp-posnr COLOR 1, ls_vbrp-vrkme.</w:t>
+            </w:r>
+            <w:r>
+              <w:rPr>
+                <w:rFonts w:eastAsia="Times New Roman" w:cstheme="minorHAnsi"/>
+                <w:color w:val="000000"/>
+                <w:kern w:val="0"/>
+                <w:sz w:val="20"/>
+                <w:szCs w:val="20"/>
+                <w:lang w:eastAsia="en-IN"/>
+                <w14:ligatures w14:val="none"/>
+              </w:rPr>
+              <w:br/>
+              <w:t>      HIDE ls_vbrp-vbeln.</w:t>
+            </w:r>
+            <w:r>
+              <w:rPr>
+                <w:rFonts w:eastAsia="Times New Roman" w:cstheme="minorHAnsi"/>
+                <w:color w:val="000000"/>
+                <w:kern w:val="0"/>
+                <w:sz w:val="20"/>
+                <w:szCs w:val="20"/>
+                <w:lang w:eastAsia="en-IN"/>
+                <w14:ligatures w14:val="none"/>
+              </w:rPr>
+              <w:br/>
+              <w:t>    ENDLOOP.</w:t>
+            </w:r>
+            <w:r>
+              <w:rPr>
+                <w:rFonts w:eastAsia="Times New Roman" w:cstheme="minorHAnsi"/>
+                <w:color w:val="000000"/>
+                <w:kern w:val="0"/>
+                <w:sz w:val="20"/>
+                <w:szCs w:val="20"/>
+                <w:lang w:eastAsia="en-IN"/>
+                <w14:ligatures w14:val="none"/>
+              </w:rPr>
+              <w:br/>
+            </w:r>
+            <w:r>
+              <w:rPr>
+                <w:rFonts w:eastAsia="Times New Roman" w:cstheme="minorHAnsi"/>
+                <w:color w:val="000000"/>
+                <w:kern w:val="0"/>
+                <w:sz w:val="20"/>
+                <w:szCs w:val="20"/>
+                <w:lang w:eastAsia="en-IN"/>
+                <w14:ligatures w14:val="none"/>
+              </w:rPr>
+              <w:lastRenderedPageBreak/>
+              <w:t>  ENDIF.</w:t>
+            </w:r>
+            <w:r>
+              <w:rPr>
+                <w:rFonts w:eastAsia="Times New Roman" w:cstheme="minorHAnsi"/>
+                <w:color w:val="000000"/>
+                <w:kern w:val="0"/>
+                <w:sz w:val="20"/>
+                <w:szCs w:val="20"/>
+                <w:lang w:eastAsia="en-IN"/>
+                <w14:ligatures w14:val="none"/>
+              </w:rPr>
+              <w:br/>
+            </w:r>
+            <w:r>
+              <w:rPr>
+                <w:rFonts w:eastAsia="Times New Roman" w:cstheme="minorHAnsi"/>
+                <w:color w:val="000000"/>
+                <w:kern w:val="0"/>
+                <w:sz w:val="20"/>
+                <w:szCs w:val="20"/>
+                <w:lang w:eastAsia="en-IN"/>
+                <w14:ligatures w14:val="none"/>
+              </w:rPr>
+              <w:br/>
+              <w:t>  IF sy-lsind = 2.</w:t>
+            </w:r>
+            <w:r>
+              <w:rPr>
+                <w:rFonts w:eastAsia="Times New Roman" w:cstheme="minorHAnsi"/>
+                <w:color w:val="000000"/>
+                <w:kern w:val="0"/>
+                <w:sz w:val="20"/>
+                <w:szCs w:val="20"/>
+                <w:lang w:eastAsia="en-IN"/>
+                <w14:ligatures w14:val="none"/>
+              </w:rPr>
+              <w:br/>
+              <w:t>    SELECT FROM vbrkuk</w:t>
+            </w:r>
+            <w:r>
+              <w:rPr>
+                <w:rFonts w:eastAsia="Times New Roman" w:cstheme="minorHAnsi"/>
+                <w:color w:val="000000"/>
+                <w:kern w:val="0"/>
+                <w:sz w:val="20"/>
+                <w:szCs w:val="20"/>
+                <w:lang w:eastAsia="en-IN"/>
+                <w14:ligatures w14:val="none"/>
+              </w:rPr>
+              <w:br/>
+              <w:t>      FIELDS vbeln , fkart</w:t>
+            </w:r>
+            <w:r>
+              <w:rPr>
+                <w:rFonts w:eastAsia="Times New Roman" w:cstheme="minorHAnsi"/>
+                <w:color w:val="000000"/>
+                <w:kern w:val="0"/>
+                <w:sz w:val="20"/>
+                <w:szCs w:val="20"/>
+                <w:lang w:eastAsia="en-IN"/>
+                <w14:ligatures w14:val="none"/>
+              </w:rPr>
+              <w:br/>
+              <w:t>      WHERE vbeln = @ls_vbrk-vbeln</w:t>
+            </w:r>
+            <w:r>
+              <w:rPr>
+                <w:rFonts w:eastAsia="Times New Roman" w:cstheme="minorHAnsi"/>
+                <w:color w:val="000000"/>
+                <w:kern w:val="0"/>
+                <w:sz w:val="20"/>
+                <w:szCs w:val="20"/>
+                <w:lang w:eastAsia="en-IN"/>
+                <w14:ligatures w14:val="none"/>
+              </w:rPr>
+              <w:br/>
+              <w:t>      INTO TABLE @lt_vbrkuk.</w:t>
+            </w:r>
+            <w:r>
+              <w:rPr>
+                <w:rFonts w:eastAsia="Times New Roman" w:cstheme="minorHAnsi"/>
+                <w:color w:val="000000"/>
+                <w:kern w:val="0"/>
+                <w:sz w:val="20"/>
+                <w:szCs w:val="20"/>
+                <w:lang w:eastAsia="en-IN"/>
+                <w14:ligatures w14:val="none"/>
+              </w:rPr>
+              <w:br/>
+            </w:r>
+            <w:r>
+              <w:rPr>
+                <w:rFonts w:eastAsia="Times New Roman" w:cstheme="minorHAnsi"/>
+                <w:color w:val="000000"/>
+                <w:kern w:val="0"/>
+                <w:sz w:val="20"/>
+                <w:szCs w:val="20"/>
+                <w:lang w:eastAsia="en-IN"/>
+                <w14:ligatures w14:val="none"/>
+              </w:rPr>
+              <w:br/>
+              <w:t>    LOOP AT lt_vbrkuk INTO ls_vbrkuk.</w:t>
+            </w:r>
+            <w:r>
+              <w:rPr>
+                <w:rFonts w:eastAsia="Times New Roman" w:cstheme="minorHAnsi"/>
+                <w:color w:val="000000"/>
+                <w:kern w:val="0"/>
+                <w:sz w:val="20"/>
+                <w:szCs w:val="20"/>
+                <w:lang w:eastAsia="en-IN"/>
+                <w14:ligatures w14:val="none"/>
+              </w:rPr>
+              <w:br/>
+              <w:t>      WRITE : / ls_vbrkuk-vbeln COLOR 1 , ls_vbrkuk-fkart COLOR 1.</w:t>
+            </w:r>
+            <w:r>
+              <w:rPr>
+                <w:rFonts w:eastAsia="Times New Roman" w:cstheme="minorHAnsi"/>
+                <w:color w:val="000000"/>
+                <w:kern w:val="0"/>
+                <w:sz w:val="20"/>
+                <w:szCs w:val="20"/>
+                <w:lang w:eastAsia="en-IN"/>
+                <w14:ligatures w14:val="none"/>
+              </w:rPr>
+              <w:br/>
+              <w:t>    ENDLOOP.</w:t>
+            </w:r>
+            <w:r>
+              <w:rPr>
+                <w:rFonts w:eastAsia="Times New Roman" w:cstheme="minorHAnsi"/>
+                <w:color w:val="000000"/>
+                <w:kern w:val="0"/>
+                <w:sz w:val="20"/>
+                <w:szCs w:val="20"/>
+                <w:lang w:eastAsia="en-IN"/>
+                <w14:ligatures w14:val="none"/>
+              </w:rPr>
+              <w:br/>
+              <w:t>  ENDIF.</w:t>
+            </w:r>
+          </w:p>
+        </w:tc>
+      </w:tr>
+    </w:tbl>
+    <w:p>
+      <w:pPr>
+        <w:spacing w:after="0" w:line="240" w:lineRule="auto"/>
+        <w:rPr>
+          <w:rFonts w:eastAsia="Times New Roman" w:cstheme="minorHAnsi"/>
+          <w:color w:val="000000"/>
+          <w:kern w:val="0"/>
+          <w:sz w:val="28"/>
+          <w:szCs w:val="28"/>
+          <w:lang w:eastAsia="en-IN"/>
+          <w14:ligatures w14:val="none"/>
+        </w:rPr>
+      </w:pPr>
+    </w:p>
+    <w:p>
+      <w:pPr>
+        <w:pStyle w:val="ListParagraph"/>
+        <w:numPr>
+          <w:ilvl w:val="0"/>
+          <w:numId w:val="3"/>
+        </w:numPr>
+        <w:spacing w:after="0" w:line="240" w:lineRule="auto"/>
+        <w:rPr>
+          <w:rFonts w:eastAsia="Times New Roman" w:cstheme="minorHAnsi"/>
+          <w:color w:val="000000"/>
+          <w:kern w:val="0"/>
+          <w:sz w:val="28"/>
+          <w:szCs w:val="28"/>
+          <w:lang w:eastAsia="en-IN"/>
+          <w14:ligatures w14:val="none"/>
+        </w:rPr>
+      </w:pPr>
+      <w:r>
+        <w:rPr>
+          <w:rFonts w:eastAsia="Times New Roman" w:cstheme="minorHAnsi"/>
+          <w:color w:val="000000"/>
+          <w:kern w:val="0"/>
+          <w:sz w:val="28"/>
+          <w:szCs w:val="28"/>
+          <w:lang w:eastAsia="en-IN"/>
+          <w14:ligatures w14:val="none"/>
+        </w:rPr>
+        <w:t>After execution:</w:t>
+      </w:r>
+    </w:p>
+    <w:p>
+      <w:pPr>
+        <w:pStyle w:val="ListParagraph"/>
+        <w:numPr>
+          <w:ilvl w:val="0"/>
+          <w:numId w:val="3"/>
+        </w:numPr>
+        <w:spacing w:after="0" w:line="240" w:lineRule="auto"/>
+        <w:rPr>
+          <w:rFonts w:eastAsia="Times New Roman" w:cstheme="minorHAnsi"/>
+          <w:color w:val="000000"/>
+          <w:kern w:val="0"/>
+          <w:sz w:val="28"/>
+          <w:szCs w:val="28"/>
+          <w:lang w:eastAsia="en-IN"/>
+          <w14:ligatures w14:val="none"/>
+        </w:rPr>
+      </w:pPr>
+      <w:r>
+        <w:rPr>
+          <w:rFonts w:eastAsia="Times New Roman" w:cstheme="minorHAnsi"/>
+          <w:color w:val="000000"/>
+          <w:kern w:val="0"/>
+          <w:sz w:val="28"/>
+          <w:szCs w:val="28"/>
+          <w:lang w:eastAsia="en-IN"/>
+          <w14:ligatures w14:val="none"/>
+        </w:rPr>
+        <w:drawing>
+          <wp:inline distT="0" distB="0" distL="0" distR="0" wp14:anchorId="4DADDE35" wp14:editId="2285AA00">
+            <wp:extent cx="3192172" cy="1036320"/>
+            <wp:effectExtent l="0" t="0" r="8255" b="0"/>
+            <wp:docPr id="426082073" name="Picture 1"/>
+            <wp:cNvGraphicFramePr>
+              <a:graphicFrameLocks xmlns:a="http://schemas.openxmlformats.org/drawingml/2006/main" noChangeAspect="1"/>
+            </wp:cNvGraphicFramePr>
+            <a:graphic xmlns:a="http://schemas.openxmlformats.org/drawingml/2006/main">
+              <a:graphicData uri="http://schemas.openxmlformats.org/drawingml/2006/picture">
+                <pic:pic xmlns:pic="http://schemas.openxmlformats.org/drawingml/2006/picture">
+                  <pic:nvPicPr>
+                    <pic:cNvPr id="426082073" name=""/>
+                    <pic:cNvPicPr/>
+                  </pic:nvPicPr>
+                  <pic:blipFill>
+                    <a:blip r:embed="rId5"/>
+                    <a:stretch>
+                      <a:fillRect/>
+                    </a:stretch>
+                  </pic:blipFill>
+                  <pic:spPr>
+                    <a:xfrm>
+                      <a:off x="0" y="0"/>
+                      <a:ext cx="3200808" cy="1039124"/>
+                    </a:xfrm>
+                    <a:prstGeom prst="rect">
+                      <a:avLst/>
+                    </a:prstGeom>
+                  </pic:spPr>
+                </pic:pic>
+              </a:graphicData>
+            </a:graphic>
+          </wp:inline>
+        </w:drawing>
+      </w:r>
+      <w:r>
+        <w:rPr>
+          <w:rFonts w:eastAsia="Times New Roman" w:cstheme="minorHAnsi"/>
+          <w:color w:val="000000"/>
+          <w:kern w:val="0"/>
+          <w:sz w:val="28"/>
+          <w:szCs w:val="28"/>
+          <w:lang w:eastAsia="en-IN"/>
+          <w14:ligatures w14:val="none"/>
+        </w:rPr>
+        <w:br/>
+      </w:r>
+    </w:p>
+    <w:p>
+      <w:pPr>
+        <w:pStyle w:val="ListParagraph"/>
+        <w:numPr>
+          <w:ilvl w:val="0"/>
+          <w:numId w:val="3"/>
+        </w:numPr>
+        <w:spacing w:after="0" w:line="240" w:lineRule="auto"/>
+        <w:rPr>
+          <w:rFonts w:eastAsia="Times New Roman" w:cstheme="minorHAnsi"/>
+          <w:color w:val="000000"/>
+          <w:kern w:val="0"/>
+          <w:sz w:val="28"/>
+          <w:szCs w:val="28"/>
+          <w:lang w:eastAsia="en-IN"/>
+          <w14:ligatures w14:val="none"/>
+        </w:rPr>
+      </w:pPr>
+      <w:r>
+        <w:rPr>
+          <w:rFonts w:eastAsia="Times New Roman" w:cstheme="minorHAnsi"/>
+          <w:color w:val="000000"/>
+          <w:kern w:val="0"/>
+          <w:sz w:val="28"/>
+          <w:szCs w:val="28"/>
+          <w:lang w:eastAsia="en-IN"/>
+          <w14:ligatures w14:val="none"/>
+        </w:rPr>
+        <w:t>Basic list:</w:t>
+      </w:r>
+    </w:p>
+    <w:p>
+      <w:pPr>
+        <w:pStyle w:val="ListParagraph"/>
+        <w:numPr>
+          <w:ilvl w:val="0"/>
+          <w:numId w:val="3"/>
+        </w:numPr>
+        <w:spacing w:after="0" w:line="240" w:lineRule="auto"/>
+        <w:rPr>
+          <w:rFonts w:eastAsia="Times New Roman" w:cstheme="minorHAnsi"/>
+          <w:color w:val="000000"/>
+          <w:kern w:val="0"/>
+          <w:sz w:val="28"/>
+          <w:szCs w:val="28"/>
+          <w:lang w:eastAsia="en-IN"/>
+          <w14:ligatures w14:val="none"/>
+        </w:rPr>
+      </w:pPr>
+      <w:r>
+        <w:rPr>
+          <w:rFonts w:eastAsia="Times New Roman" w:cstheme="minorHAnsi"/>
+          <w:color w:val="000000"/>
+          <w:kern w:val="0"/>
+          <w:sz w:val="28"/>
+          <w:szCs w:val="28"/>
+          <w:lang w:eastAsia="en-IN"/>
+          <w14:ligatures w14:val="none"/>
+        </w:rPr>
+        <w:drawing>
+          <wp:inline distT="0" distB="0" distL="0" distR="0" wp14:anchorId="14A77C7A" wp14:editId="1EA559BA">
+            <wp:extent cx="2331720" cy="2264523"/>
+            <wp:effectExtent l="0" t="0" r="0" b="2540"/>
+            <wp:docPr id="691588140" name="Picture 1"/>
+            <wp:cNvGraphicFramePr>
+              <a:graphicFrameLocks xmlns:a="http://schemas.openxmlformats.org/drawingml/2006/main" noChangeAspect="1"/>
+            </wp:cNvGraphicFramePr>
+            <a:graphic xmlns:a="http://schemas.openxmlformats.org/drawingml/2006/main">
+              <a:graphicData uri="http://schemas.openxmlformats.org/drawingml/2006/picture">
+                <pic:pic xmlns:pic="http://schemas.openxmlformats.org/drawingml/2006/picture">
+                  <pic:nvPicPr>
+                    <pic:cNvPr id="691588140" name=""/>
+                    <pic:cNvPicPr/>
+                  </pic:nvPicPr>
+                  <pic:blipFill rotWithShape="1">
+                    <a:blip r:embed="rId6"/>
+                    <a:srcRect b="39059"/>
+                    <a:stretch>
+                      <a:fillRect/>
+                    </a:stretch>
+                  </pic:blipFill>
+                  <pic:spPr bwMode="auto">
+                    <a:xfrm>
+                      <a:off x="0" y="0"/>
+                      <a:ext cx="2333121" cy="2265884"/>
+                    </a:xfrm>
+                    <a:prstGeom prst="rect">
+                      <a:avLst/>
+                    </a:prstGeom>
+                    <a:ln>
+                      <a:noFill/>
+                    </a:ln>
+                    <a:extLst>
+                      <a:ext uri="{53640926-AAD7-44D8-BBD7-CCE9431645EC}">
+                        <a14:shadowObscured xmlns:a14="http://schemas.microsoft.com/office/drawing/2010/main"/>
+                      </a:ext>
+                    </a:extLst>
+                  </pic:spPr>
+                </pic:pic>
+              </a:graphicData>
+            </a:graphic>
+          </wp:inline>
+        </w:drawing>
+      </w:r>
+      <w:r>
+        <w:rPr>
+          <w:rFonts w:eastAsia="Times New Roman" w:cstheme="minorHAnsi"/>
+          <w:color w:val="000000"/>
+          <w:kern w:val="0"/>
+          <w:sz w:val="28"/>
+          <w:szCs w:val="28"/>
+          <w:lang w:eastAsia="en-IN"/>
+          <w14:ligatures w14:val="none"/>
+        </w:rPr>
+        <w:br/>
+      </w:r>
+    </w:p>
+    <w:p>
+      <w:pPr>
+        <w:pStyle w:val="ListParagraph"/>
+        <w:numPr>
+          <w:ilvl w:val="0"/>
+          <w:numId w:val="3"/>
+        </w:numPr>
+        <w:spacing w:after="0" w:line="240" w:lineRule="auto"/>
+        <w:rPr>
+          <w:rFonts w:eastAsia="Times New Roman" w:cstheme="minorHAnsi"/>
+          <w:color w:val="000000"/>
+          <w:kern w:val="0"/>
+          <w:sz w:val="28"/>
+          <w:szCs w:val="28"/>
+          <w:lang w:eastAsia="en-IN"/>
+          <w14:ligatures w14:val="none"/>
+        </w:rPr>
+      </w:pPr>
+      <w:r>
+        <w:rPr>
+          <w:rFonts w:eastAsia="Times New Roman" w:cstheme="minorHAnsi"/>
+          <w:color w:val="000000"/>
+          <w:kern w:val="0"/>
+          <w:sz w:val="28"/>
+          <w:szCs w:val="28"/>
+          <w:lang w:eastAsia="en-IN"/>
+          <w14:ligatures w14:val="none"/>
+        </w:rPr>
+        <w:t>Secondary list 1:</w:t>
+      </w:r>
+    </w:p>
+    <w:p>
+      <w:pPr>
+        <w:pStyle w:val="ListParagraph"/>
+        <w:numPr>
+          <w:ilvl w:val="0"/>
+          <w:numId w:val="3"/>
+        </w:numPr>
+        <w:spacing w:after="0" w:line="240" w:lineRule="auto"/>
+        <w:rPr>
+          <w:rFonts w:eastAsia="Times New Roman" w:cstheme="minorHAnsi"/>
+          <w:color w:val="000000"/>
+          <w:kern w:val="0"/>
+          <w:sz w:val="28"/>
+          <w:szCs w:val="28"/>
+          <w:lang w:eastAsia="en-IN"/>
+          <w14:ligatures w14:val="none"/>
+        </w:rPr>
+      </w:pPr>
+      <w:r>
+        <w:rPr>
+          <w:rFonts w:eastAsia="Times New Roman" w:cstheme="minorHAnsi"/>
+          <w:color w:val="000000"/>
+          <w:kern w:val="0"/>
+          <w:sz w:val="28"/>
+          <w:szCs w:val="28"/>
+          <w:lang w:eastAsia="en-IN"/>
+          <w14:ligatures w14:val="none"/>
+        </w:rPr>
+        <w:drawing>
+          <wp:inline distT="0" distB="0" distL="0" distR="0" wp14:anchorId="13D7FEB2" wp14:editId="26614FA3">
+            <wp:extent cx="1896375" cy="845820"/>
+            <wp:effectExtent l="0" t="0" r="8890" b="0"/>
+            <wp:docPr id="486174842" name="Picture 1"/>
+            <wp:cNvGraphicFramePr>
+              <a:graphicFrameLocks xmlns:a="http://schemas.openxmlformats.org/drawingml/2006/main" noChangeAspect="1"/>
+            </wp:cNvGraphicFramePr>
+            <a:graphic xmlns:a="http://schemas.openxmlformats.org/drawingml/2006/main">
+              <a:graphicData uri="http://schemas.openxmlformats.org/drawingml/2006/picture">
+                <pic:pic xmlns:pic="http://schemas.openxmlformats.org/drawingml/2006/picture">
+                  <pic:nvPicPr>
+                    <pic:cNvPr id="486174842" name=""/>
+                    <pic:cNvPicPr/>
+                  </pic:nvPicPr>
+                  <pic:blipFill rotWithShape="1">
+                    <a:blip r:embed="rId7"/>
+                    <a:srcRect r="6008" b="20844"/>
+                    <a:stretch>
+                      <a:fillRect/>
+                    </a:stretch>
+                  </pic:blipFill>
+                  <pic:spPr bwMode="auto">
+                    <a:xfrm>
+                      <a:off x="0" y="0"/>
+                      <a:ext cx="1897977" cy="846535"/>
+                    </a:xfrm>
+                    <a:prstGeom prst="rect">
+                      <a:avLst/>
+                    </a:prstGeom>
+                    <a:ln>
+                      <a:noFill/>
+                    </a:ln>
+                    <a:extLst>
+                      <a:ext uri="{53640926-AAD7-44D8-BBD7-CCE9431645EC}">
+                        <a14:shadowObscured xmlns:a14="http://schemas.microsoft.com/office/drawing/2010/main"/>
+                      </a:ext>
+                    </a:extLst>
+                  </pic:spPr>
+                </pic:pic>
+              </a:graphicData>
+            </a:graphic>
+          </wp:inline>
+        </w:drawing>
+      </w:r>
+      <w:r>
+        <w:rPr>
+          <w:rFonts w:eastAsia="Times New Roman" w:cstheme="minorHAnsi"/>
+          <w:color w:val="000000"/>
+          <w:kern w:val="0"/>
+          <w:sz w:val="28"/>
+          <w:szCs w:val="28"/>
+          <w:lang w:eastAsia="en-IN"/>
+          <w14:ligatures w14:val="none"/>
+        </w:rPr>
+        <w:br/>
+      </w:r>
+    </w:p>
+    <w:p>
+      <w:pPr>
+        <w:pStyle w:val="ListParagraph"/>
+        <w:numPr>
+          <w:ilvl w:val="0"/>
+          <w:numId w:val="3"/>
+        </w:numPr>
+        <w:spacing w:after="0" w:line="240" w:lineRule="auto"/>
+        <w:rPr>
+          <w:rFonts w:eastAsia="Times New Roman" w:cstheme="minorHAnsi"/>
+          <w:color w:val="000000"/>
+          <w:kern w:val="0"/>
+          <w:sz w:val="28"/>
+          <w:szCs w:val="28"/>
+          <w:lang w:eastAsia="en-IN"/>
+          <w14:ligatures w14:val="none"/>
+        </w:rPr>
+      </w:pPr>
+      <w:r>
+        <w:rPr>
+          <w:rFonts w:eastAsia="Times New Roman" w:cstheme="minorHAnsi"/>
+          <w:color w:val="000000"/>
+          <w:kern w:val="0"/>
+          <w:sz w:val="28"/>
+          <w:szCs w:val="28"/>
+          <w:lang w:eastAsia="en-IN"/>
+          <w14:ligatures w14:val="none"/>
+        </w:rPr>
+        <w:t>Secondary list 2:</w:t>
+      </w:r>
+    </w:p>
+    <w:p>
+      <w:pPr>
+        <w:pStyle w:val="ListParagraph"/>
+        <w:numPr>
+          <w:ilvl w:val="0"/>
+          <w:numId w:val="3"/>
+        </w:numPr>
+        <w:spacing w:after="0" w:line="240" w:lineRule="auto"/>
+        <w:rPr>
+          <w:rFonts w:eastAsia="Times New Roman" w:cstheme="minorHAnsi"/>
+          <w:color w:val="000000"/>
+          <w:kern w:val="0"/>
+          <w:sz w:val="28"/>
+          <w:szCs w:val="28"/>
+          <w:lang w:eastAsia="en-IN"/>
+          <w14:ligatures w14:val="none"/>
+        </w:rPr>
+      </w:pPr>
+      <w:r>
+        <w:rPr>
+          <w:rFonts w:eastAsia="Times New Roman" w:cstheme="minorHAnsi"/>
+          <w:color w:val="000000"/>
+          <w:kern w:val="0"/>
+          <w:sz w:val="28"/>
+          <w:szCs w:val="28"/>
+          <w:lang w:eastAsia="en-IN"/>
+          <w14:ligatures w14:val="none"/>
+        </w:rPr>
+        <w:drawing>
+          <wp:inline distT="0" distB="0" distL="0" distR="0" wp14:anchorId="24EBE7AE" wp14:editId="1D7754CD">
+            <wp:extent cx="2034716" cy="967824"/>
+            <wp:effectExtent l="0" t="0" r="3810" b="3810"/>
+            <wp:docPr id="1925029126" name="Picture 1"/>
+            <wp:cNvGraphicFramePr>
+              <a:graphicFrameLocks xmlns:a="http://schemas.openxmlformats.org/drawingml/2006/main" noChangeAspect="1"/>
+            </wp:cNvGraphicFramePr>
+            <a:graphic xmlns:a="http://schemas.openxmlformats.org/drawingml/2006/main">
+              <a:graphicData uri="http://schemas.openxmlformats.org/drawingml/2006/picture">
+                <pic:pic xmlns:pic="http://schemas.openxmlformats.org/drawingml/2006/picture">
+                  <pic:nvPicPr>
+                    <pic:cNvPr id="1925029126" name=""/>
+                    <pic:cNvPicPr/>
+                  </pic:nvPicPr>
+                  <pic:blipFill>
+                    <a:blip r:embed="rId8"/>
+                    <a:stretch>
+                      <a:fillRect/>
+                    </a:stretch>
+                  </pic:blipFill>
+                  <pic:spPr>
+                    <a:xfrm>
+                      <a:off x="0" y="0"/>
+                      <a:ext cx="2034716" cy="967824"/>
+                    </a:xfrm>
+                    <a:prstGeom prst="rect">
+                      <a:avLst/>
+                    </a:prstGeom>
+                  </pic:spPr>
+                </pic:pic>
+              </a:graphicData>
+            </a:graphic>
+          </wp:inline>
+        </w:drawing>
+      </w:r>
     </w:p>
     <w:sectPr>
       <w:pgSz w:w="11906" w:h="16838"/>
@@ -3306,6 +4591,25 @@
       <w:rFonts w:ascii="Times New Roman" w:hAnsi="Times New Roman" w:cs="Times New Roman"/>
     </w:rPr>
   </w:style>
+  <w:style w:type="table" w:styleId="TableGrid">
+    <w:name w:val="Table Grid"/>
+    <w:basedOn w:val="TableNormal"/>
+    <w:uiPriority w:val="39"/>
+    <w:rsid w:val="0098209F"/>
+    <w:pPr>
+      <w:spacing w:after="0" w:line="240" w:lineRule="auto"/>
+    </w:pPr>
+    <w:tblPr>
+      <w:tblBorders>
+        <w:top w:val="single" w:sz="4" w:space="0" w:color="auto"/>
+        <w:left w:val="single" w:sz="4" w:space="0" w:color="auto"/>
+        <w:bottom w:val="single" w:sz="4" w:space="0" w:color="auto"/>
+        <w:right w:val="single" w:sz="4" w:space="0" w:color="auto"/>
+        <w:insideH w:val="single" w:sz="4" w:space="0" w:color="auto"/>
+        <w:insideV w:val="single" w:sz="4" w:space="0" w:color="auto"/>
+      </w:tblBorders>
+    </w:tblPr>
+  </w:style>
 </w:styles>
 </file>
 

--- a/Assignment 31.docx
+++ b/Assignment 31.docx
@@ -27,6 +27,8 @@
           <w:numId w:val="1"/>
         </w:numPr>
         <w:rPr>
+          <w:b/>
+          <w:bCs/>
           <w:sz w:val="28"/>
           <w:szCs w:val="28"/>
           <w:lang w:val="en-US"/>
@@ -34,6 +36,8 @@
       </w:pPr>
       <w:r>
         <w:rPr>
+          <w:b/>
+          <w:bCs/>
           <w:sz w:val="28"/>
           <w:szCs w:val="28"/>
           <w:lang w:val="en-US"/>
@@ -42,6 +46,8 @@
       </w:r>
       <w:r>
         <w:rPr>
+          <w:b/>
+          <w:bCs/>
           <w:sz w:val="28"/>
           <w:szCs w:val="28"/>
           <w:lang w:val="en-US"/>
@@ -142,6 +148,8 @@
           <w:numId w:val="1"/>
         </w:numPr>
         <w:rPr>
+          <w:b/>
+          <w:bCs/>
           <w:sz w:val="28"/>
           <w:szCs w:val="28"/>
           <w:lang w:val="en-US"/>
@@ -149,6 +157,8 @@
       </w:pPr>
       <w:r>
         <w:rPr>
+          <w:b/>
+          <w:bCs/>
           <w:sz w:val="28"/>
           <w:szCs w:val="28"/>
           <w:lang w:val="en-US"/>
@@ -261,6 +271,8 @@
           <w:numId w:val="1"/>
         </w:numPr>
         <w:rPr>
+          <w:b/>
+          <w:bCs/>
           <w:sz w:val="28"/>
           <w:szCs w:val="28"/>
           <w:lang w:val="en-US"/>
@@ -268,6 +280,8 @@
       </w:pPr>
       <w:r>
         <w:rPr>
+          <w:b/>
+          <w:bCs/>
           <w:sz w:val="28"/>
           <w:szCs w:val="28"/>
           <w:lang w:val="en-US"/>
@@ -677,7 +691,25 @@
           <w:lang w:val="en-US"/>
         </w:rPr>
         <w:lastRenderedPageBreak/>
-        <w:t>Key variables  → SY-LISEL (clicked line content)</w:t>
+        <w:t xml:space="preserve">Key </w:t>
+      </w:r>
+      <w:proofErr w:type="gramStart"/>
+      <w:r>
+        <w:rPr>
+          <w:sz w:val="28"/>
+          <w:szCs w:val="28"/>
+          <w:lang w:val="en-US"/>
+        </w:rPr>
+        <w:t>variables  →</w:t>
+      </w:r>
+      <w:proofErr w:type="gramEnd"/>
+      <w:r>
+        <w:rPr>
+          <w:sz w:val="28"/>
+          <w:szCs w:val="28"/>
+          <w:lang w:val="en-US"/>
+        </w:rPr>
+        <w:t xml:space="preserve"> SY-LISEL (clicked line content)</w:t>
       </w:r>
     </w:p>
     <w:p>
@@ -1099,7 +1131,25 @@
           <w:sz w:val="28"/>
           <w:szCs w:val="28"/>
         </w:rPr>
-        <w:t>SET TITLEBAR  'ZKR_TITLE'.</w:t>
+        <w:t xml:space="preserve">SET </w:t>
+      </w:r>
+      <w:proofErr w:type="gramStart"/>
+      <w:r>
+        <w:rPr>
+          <w:bCs/>
+          <w:sz w:val="28"/>
+          <w:szCs w:val="28"/>
+        </w:rPr>
+        <w:t>TITLEBAR  '</w:t>
+      </w:r>
+      <w:proofErr w:type="gramEnd"/>
+      <w:r>
+        <w:rPr>
+          <w:bCs/>
+          <w:sz w:val="28"/>
+          <w:szCs w:val="28"/>
+        </w:rPr>
+        <w:t>ZKR_TITLE'.</w:t>
       </w:r>
     </w:p>
     <w:p>
@@ -1185,13 +1235,23 @@
           <w:szCs w:val="28"/>
         </w:rPr>
       </w:pPr>
+      <w:proofErr w:type="spellStart"/>
       <w:r>
         <w:rPr>
           <w:bCs/>
           <w:sz w:val="28"/>
           <w:szCs w:val="28"/>
         </w:rPr>
-        <w:t>lineSY-LILLI</w:t>
+        <w:t>lineSY</w:t>
+      </w:r>
+      <w:proofErr w:type="spellEnd"/>
+      <w:r>
+        <w:rPr>
+          <w:bCs/>
+          <w:sz w:val="28"/>
+          <w:szCs w:val="28"/>
+        </w:rPr>
+        <w:t>-LILLI</w:t>
       </w:r>
       <w:r>
         <w:rPr>
@@ -1433,7 +1493,33 @@
                 <w14:ligatures w14:val="none"/>
               </w:rPr>
               <w:br/>
-              <w:t>TYPES : BEGIN OF ty_vbrk,</w:t>
+              <w:t>TYPES : BEGIN OF </w:t>
+            </w:r>
+            <w:proofErr w:type="spellStart"/>
+            <w:r>
+              <w:rPr>
+                <w:rFonts w:eastAsia="Times New Roman" w:cstheme="minorHAnsi"/>
+                <w:color w:val="000000"/>
+                <w:kern w:val="0"/>
+                <w:sz w:val="20"/>
+                <w:szCs w:val="20"/>
+                <w:lang w:eastAsia="en-IN"/>
+                <w14:ligatures w14:val="none"/>
+              </w:rPr>
+              <w:t>ty_vbrk</w:t>
+            </w:r>
+            <w:proofErr w:type="spellEnd"/>
+            <w:r>
+              <w:rPr>
+                <w:rFonts w:eastAsia="Times New Roman" w:cstheme="minorHAnsi"/>
+                <w:color w:val="000000"/>
+                <w:kern w:val="0"/>
+                <w:sz w:val="20"/>
+                <w:szCs w:val="20"/>
+                <w:lang w:eastAsia="en-IN"/>
+                <w14:ligatures w14:val="none"/>
+              </w:rPr>
+              <w:t>,</w:t>
             </w:r>
             <w:r>
               <w:rPr>
@@ -1446,7 +1532,59 @@
                 <w14:ligatures w14:val="none"/>
               </w:rPr>
               <w:br/>
-              <w:t>          vbeln TYPE vbeln,</w:t>
+              <w:t>          </w:t>
+            </w:r>
+            <w:proofErr w:type="spellStart"/>
+            <w:r>
+              <w:rPr>
+                <w:rFonts w:eastAsia="Times New Roman" w:cstheme="minorHAnsi"/>
+                <w:color w:val="000000"/>
+                <w:kern w:val="0"/>
+                <w:sz w:val="20"/>
+                <w:szCs w:val="20"/>
+                <w:lang w:eastAsia="en-IN"/>
+                <w14:ligatures w14:val="none"/>
+              </w:rPr>
+              <w:t>vbeln</w:t>
+            </w:r>
+            <w:proofErr w:type="spellEnd"/>
+            <w:r>
+              <w:rPr>
+                <w:rFonts w:eastAsia="Times New Roman" w:cstheme="minorHAnsi"/>
+                <w:color w:val="000000"/>
+                <w:kern w:val="0"/>
+                <w:sz w:val="20"/>
+                <w:szCs w:val="20"/>
+                <w:lang w:eastAsia="en-IN"/>
+                <w14:ligatures w14:val="none"/>
+              </w:rPr>
+              <w:t> TYPE </w:t>
+            </w:r>
+            <w:proofErr w:type="spellStart"/>
+            <w:r>
+              <w:rPr>
+                <w:rFonts w:eastAsia="Times New Roman" w:cstheme="minorHAnsi"/>
+                <w:color w:val="000000"/>
+                <w:kern w:val="0"/>
+                <w:sz w:val="20"/>
+                <w:szCs w:val="20"/>
+                <w:lang w:eastAsia="en-IN"/>
+                <w14:ligatures w14:val="none"/>
+              </w:rPr>
+              <w:t>vbeln</w:t>
+            </w:r>
+            <w:proofErr w:type="spellEnd"/>
+            <w:r>
+              <w:rPr>
+                <w:rFonts w:eastAsia="Times New Roman" w:cstheme="minorHAnsi"/>
+                <w:color w:val="000000"/>
+                <w:kern w:val="0"/>
+                <w:sz w:val="20"/>
+                <w:szCs w:val="20"/>
+                <w:lang w:eastAsia="en-IN"/>
+                <w14:ligatures w14:val="none"/>
+              </w:rPr>
+              <w:t>,</w:t>
             </w:r>
             <w:r>
               <w:rPr>
@@ -1459,7 +1597,59 @@
                 <w14:ligatures w14:val="none"/>
               </w:rPr>
               <w:br/>
-              <w:t>          fkart TYPE fkart,</w:t>
+              <w:t>          </w:t>
+            </w:r>
+            <w:proofErr w:type="spellStart"/>
+            <w:r>
+              <w:rPr>
+                <w:rFonts w:eastAsia="Times New Roman" w:cstheme="minorHAnsi"/>
+                <w:color w:val="000000"/>
+                <w:kern w:val="0"/>
+                <w:sz w:val="20"/>
+                <w:szCs w:val="20"/>
+                <w:lang w:eastAsia="en-IN"/>
+                <w14:ligatures w14:val="none"/>
+              </w:rPr>
+              <w:t>fkart</w:t>
+            </w:r>
+            <w:proofErr w:type="spellEnd"/>
+            <w:r>
+              <w:rPr>
+                <w:rFonts w:eastAsia="Times New Roman" w:cstheme="minorHAnsi"/>
+                <w:color w:val="000000"/>
+                <w:kern w:val="0"/>
+                <w:sz w:val="20"/>
+                <w:szCs w:val="20"/>
+                <w:lang w:eastAsia="en-IN"/>
+                <w14:ligatures w14:val="none"/>
+              </w:rPr>
+              <w:t> TYPE </w:t>
+            </w:r>
+            <w:proofErr w:type="spellStart"/>
+            <w:r>
+              <w:rPr>
+                <w:rFonts w:eastAsia="Times New Roman" w:cstheme="minorHAnsi"/>
+                <w:color w:val="000000"/>
+                <w:kern w:val="0"/>
+                <w:sz w:val="20"/>
+                <w:szCs w:val="20"/>
+                <w:lang w:eastAsia="en-IN"/>
+                <w14:ligatures w14:val="none"/>
+              </w:rPr>
+              <w:t>fkart</w:t>
+            </w:r>
+            <w:proofErr w:type="spellEnd"/>
+            <w:r>
+              <w:rPr>
+                <w:rFonts w:eastAsia="Times New Roman" w:cstheme="minorHAnsi"/>
+                <w:color w:val="000000"/>
+                <w:kern w:val="0"/>
+                <w:sz w:val="20"/>
+                <w:szCs w:val="20"/>
+                <w:lang w:eastAsia="en-IN"/>
+                <w14:ligatures w14:val="none"/>
+              </w:rPr>
+              <w:t>,</w:t>
             </w:r>
             <w:r>
               <w:rPr>
@@ -1472,7 +1662,59 @@
                 <w14:ligatures w14:val="none"/>
               </w:rPr>
               <w:br/>
-              <w:t>          fktyp TYPE fktyp,</w:t>
+              <w:t>          </w:t>
+            </w:r>
+            <w:proofErr w:type="spellStart"/>
+            <w:r>
+              <w:rPr>
+                <w:rFonts w:eastAsia="Times New Roman" w:cstheme="minorHAnsi"/>
+                <w:color w:val="000000"/>
+                <w:kern w:val="0"/>
+                <w:sz w:val="20"/>
+                <w:szCs w:val="20"/>
+                <w:lang w:eastAsia="en-IN"/>
+                <w14:ligatures w14:val="none"/>
+              </w:rPr>
+              <w:t>fktyp</w:t>
+            </w:r>
+            <w:proofErr w:type="spellEnd"/>
+            <w:r>
+              <w:rPr>
+                <w:rFonts w:eastAsia="Times New Roman" w:cstheme="minorHAnsi"/>
+                <w:color w:val="000000"/>
+                <w:kern w:val="0"/>
+                <w:sz w:val="20"/>
+                <w:szCs w:val="20"/>
+                <w:lang w:eastAsia="en-IN"/>
+                <w14:ligatures w14:val="none"/>
+              </w:rPr>
+              <w:t> TYPE </w:t>
+            </w:r>
+            <w:proofErr w:type="spellStart"/>
+            <w:r>
+              <w:rPr>
+                <w:rFonts w:eastAsia="Times New Roman" w:cstheme="minorHAnsi"/>
+                <w:color w:val="000000"/>
+                <w:kern w:val="0"/>
+                <w:sz w:val="20"/>
+                <w:szCs w:val="20"/>
+                <w:lang w:eastAsia="en-IN"/>
+                <w14:ligatures w14:val="none"/>
+              </w:rPr>
+              <w:t>fktyp</w:t>
+            </w:r>
+            <w:proofErr w:type="spellEnd"/>
+            <w:r>
+              <w:rPr>
+                <w:rFonts w:eastAsia="Times New Roman" w:cstheme="minorHAnsi"/>
+                <w:color w:val="000000"/>
+                <w:kern w:val="0"/>
+                <w:sz w:val="20"/>
+                <w:szCs w:val="20"/>
+                <w:lang w:eastAsia="en-IN"/>
+                <w14:ligatures w14:val="none"/>
+              </w:rPr>
+              <w:t>,</w:t>
             </w:r>
             <w:r>
               <w:rPr>
@@ -1485,7 +1727,33 @@
                 <w14:ligatures w14:val="none"/>
               </w:rPr>
               <w:br/>
-              <w:t>        END OF ty_vbrk.</w:t>
+              <w:t>        END OF </w:t>
+            </w:r>
+            <w:proofErr w:type="spellStart"/>
+            <w:r>
+              <w:rPr>
+                <w:rFonts w:eastAsia="Times New Roman" w:cstheme="minorHAnsi"/>
+                <w:color w:val="000000"/>
+                <w:kern w:val="0"/>
+                <w:sz w:val="20"/>
+                <w:szCs w:val="20"/>
+                <w:lang w:eastAsia="en-IN"/>
+                <w14:ligatures w14:val="none"/>
+              </w:rPr>
+              <w:t>ty_vbrk</w:t>
+            </w:r>
+            <w:proofErr w:type="spellEnd"/>
+            <w:r>
+              <w:rPr>
+                <w:rFonts w:eastAsia="Times New Roman" w:cstheme="minorHAnsi"/>
+                <w:color w:val="000000"/>
+                <w:kern w:val="0"/>
+                <w:sz w:val="20"/>
+                <w:szCs w:val="20"/>
+                <w:lang w:eastAsia="en-IN"/>
+                <w14:ligatures w14:val="none"/>
+              </w:rPr>
+              <w:t>.</w:t>
             </w:r>
             <w:r>
               <w:rPr>
@@ -1510,7 +1778,33 @@
                 <w14:ligatures w14:val="none"/>
               </w:rPr>
               <w:br/>
-              <w:t>TYPES : BEGIN OF ty_vbrp,</w:t>
+              <w:t>TYPES : BEGIN OF </w:t>
+            </w:r>
+            <w:proofErr w:type="spellStart"/>
+            <w:r>
+              <w:rPr>
+                <w:rFonts w:eastAsia="Times New Roman" w:cstheme="minorHAnsi"/>
+                <w:color w:val="000000"/>
+                <w:kern w:val="0"/>
+                <w:sz w:val="20"/>
+                <w:szCs w:val="20"/>
+                <w:lang w:eastAsia="en-IN"/>
+                <w14:ligatures w14:val="none"/>
+              </w:rPr>
+              <w:t>ty_vbrp</w:t>
+            </w:r>
+            <w:proofErr w:type="spellEnd"/>
+            <w:r>
+              <w:rPr>
+                <w:rFonts w:eastAsia="Times New Roman" w:cstheme="minorHAnsi"/>
+                <w:color w:val="000000"/>
+                <w:kern w:val="0"/>
+                <w:sz w:val="20"/>
+                <w:szCs w:val="20"/>
+                <w:lang w:eastAsia="en-IN"/>
+                <w14:ligatures w14:val="none"/>
+              </w:rPr>
+              <w:t>,</w:t>
             </w:r>
             <w:r>
               <w:rPr>
@@ -1523,7 +1817,59 @@
                 <w14:ligatures w14:val="none"/>
               </w:rPr>
               <w:br/>
-              <w:t>          vbeln TYPE vbeln,</w:t>
+              <w:t>          </w:t>
+            </w:r>
+            <w:proofErr w:type="spellStart"/>
+            <w:r>
+              <w:rPr>
+                <w:rFonts w:eastAsia="Times New Roman" w:cstheme="minorHAnsi"/>
+                <w:color w:val="000000"/>
+                <w:kern w:val="0"/>
+                <w:sz w:val="20"/>
+                <w:szCs w:val="20"/>
+                <w:lang w:eastAsia="en-IN"/>
+                <w14:ligatures w14:val="none"/>
+              </w:rPr>
+              <w:t>vbeln</w:t>
+            </w:r>
+            <w:proofErr w:type="spellEnd"/>
+            <w:r>
+              <w:rPr>
+                <w:rFonts w:eastAsia="Times New Roman" w:cstheme="minorHAnsi"/>
+                <w:color w:val="000000"/>
+                <w:kern w:val="0"/>
+                <w:sz w:val="20"/>
+                <w:szCs w:val="20"/>
+                <w:lang w:eastAsia="en-IN"/>
+                <w14:ligatures w14:val="none"/>
+              </w:rPr>
+              <w:t> TYPE </w:t>
+            </w:r>
+            <w:proofErr w:type="spellStart"/>
+            <w:r>
+              <w:rPr>
+                <w:rFonts w:eastAsia="Times New Roman" w:cstheme="minorHAnsi"/>
+                <w:color w:val="000000"/>
+                <w:kern w:val="0"/>
+                <w:sz w:val="20"/>
+                <w:szCs w:val="20"/>
+                <w:lang w:eastAsia="en-IN"/>
+                <w14:ligatures w14:val="none"/>
+              </w:rPr>
+              <w:t>vbeln</w:t>
+            </w:r>
+            <w:proofErr w:type="spellEnd"/>
+            <w:r>
+              <w:rPr>
+                <w:rFonts w:eastAsia="Times New Roman" w:cstheme="minorHAnsi"/>
+                <w:color w:val="000000"/>
+                <w:kern w:val="0"/>
+                <w:sz w:val="20"/>
+                <w:szCs w:val="20"/>
+                <w:lang w:eastAsia="en-IN"/>
+                <w14:ligatures w14:val="none"/>
+              </w:rPr>
+              <w:t>,</w:t>
             </w:r>
             <w:r>
               <w:rPr>
@@ -1536,7 +1882,59 @@
                 <w14:ligatures w14:val="none"/>
               </w:rPr>
               <w:br/>
-              <w:t>          posnr TYPE posnr, </w:t>
+              <w:t>          </w:t>
+            </w:r>
+            <w:proofErr w:type="spellStart"/>
+            <w:r>
+              <w:rPr>
+                <w:rFonts w:eastAsia="Times New Roman" w:cstheme="minorHAnsi"/>
+                <w:color w:val="000000"/>
+                <w:kern w:val="0"/>
+                <w:sz w:val="20"/>
+                <w:szCs w:val="20"/>
+                <w:lang w:eastAsia="en-IN"/>
+                <w14:ligatures w14:val="none"/>
+              </w:rPr>
+              <w:t>posnr</w:t>
+            </w:r>
+            <w:proofErr w:type="spellEnd"/>
+            <w:r>
+              <w:rPr>
+                <w:rFonts w:eastAsia="Times New Roman" w:cstheme="minorHAnsi"/>
+                <w:color w:val="000000"/>
+                <w:kern w:val="0"/>
+                <w:sz w:val="20"/>
+                <w:szCs w:val="20"/>
+                <w:lang w:eastAsia="en-IN"/>
+                <w14:ligatures w14:val="none"/>
+              </w:rPr>
+              <w:t> TYPE </w:t>
+            </w:r>
+            <w:proofErr w:type="spellStart"/>
+            <w:r>
+              <w:rPr>
+                <w:rFonts w:eastAsia="Times New Roman" w:cstheme="minorHAnsi"/>
+                <w:color w:val="000000"/>
+                <w:kern w:val="0"/>
+                <w:sz w:val="20"/>
+                <w:szCs w:val="20"/>
+                <w:lang w:eastAsia="en-IN"/>
+                <w14:ligatures w14:val="none"/>
+              </w:rPr>
+              <w:t>posnr</w:t>
+            </w:r>
+            <w:proofErr w:type="spellEnd"/>
+            <w:r>
+              <w:rPr>
+                <w:rFonts w:eastAsia="Times New Roman" w:cstheme="minorHAnsi"/>
+                <w:color w:val="000000"/>
+                <w:kern w:val="0"/>
+                <w:sz w:val="20"/>
+                <w:szCs w:val="20"/>
+                <w:lang w:eastAsia="en-IN"/>
+                <w14:ligatures w14:val="none"/>
+              </w:rPr>
+              <w:t>, </w:t>
             </w:r>
             <w:r>
               <w:rPr>
@@ -1563,7 +1961,59 @@
                 <w14:ligatures w14:val="none"/>
               </w:rPr>
               <w:br/>
-              <w:t>          vrkme TYPE vrkme, </w:t>
+              <w:t>          </w:t>
+            </w:r>
+            <w:proofErr w:type="spellStart"/>
+            <w:r>
+              <w:rPr>
+                <w:rFonts w:eastAsia="Times New Roman" w:cstheme="minorHAnsi"/>
+                <w:color w:val="000000"/>
+                <w:kern w:val="0"/>
+                <w:sz w:val="20"/>
+                <w:szCs w:val="20"/>
+                <w:lang w:eastAsia="en-IN"/>
+                <w14:ligatures w14:val="none"/>
+              </w:rPr>
+              <w:t>vrkme</w:t>
+            </w:r>
+            <w:proofErr w:type="spellEnd"/>
+            <w:r>
+              <w:rPr>
+                <w:rFonts w:eastAsia="Times New Roman" w:cstheme="minorHAnsi"/>
+                <w:color w:val="000000"/>
+                <w:kern w:val="0"/>
+                <w:sz w:val="20"/>
+                <w:szCs w:val="20"/>
+                <w:lang w:eastAsia="en-IN"/>
+                <w14:ligatures w14:val="none"/>
+              </w:rPr>
+              <w:t> TYPE </w:t>
+            </w:r>
+            <w:proofErr w:type="spellStart"/>
+            <w:r>
+              <w:rPr>
+                <w:rFonts w:eastAsia="Times New Roman" w:cstheme="minorHAnsi"/>
+                <w:color w:val="000000"/>
+                <w:kern w:val="0"/>
+                <w:sz w:val="20"/>
+                <w:szCs w:val="20"/>
+                <w:lang w:eastAsia="en-IN"/>
+                <w14:ligatures w14:val="none"/>
+              </w:rPr>
+              <w:t>vrkme</w:t>
+            </w:r>
+            <w:proofErr w:type="spellEnd"/>
+            <w:r>
+              <w:rPr>
+                <w:rFonts w:eastAsia="Times New Roman" w:cstheme="minorHAnsi"/>
+                <w:color w:val="000000"/>
+                <w:kern w:val="0"/>
+                <w:sz w:val="20"/>
+                <w:szCs w:val="20"/>
+                <w:lang w:eastAsia="en-IN"/>
+                <w14:ligatures w14:val="none"/>
+              </w:rPr>
+              <w:t>, </w:t>
             </w:r>
             <w:r>
               <w:rPr>
@@ -1590,7 +2040,33 @@
                 <w14:ligatures w14:val="none"/>
               </w:rPr>
               <w:br/>
-              <w:t>        END OF ty_vbrp.</w:t>
+              <w:t>        END OF </w:t>
+            </w:r>
+            <w:proofErr w:type="spellStart"/>
+            <w:r>
+              <w:rPr>
+                <w:rFonts w:eastAsia="Times New Roman" w:cstheme="minorHAnsi"/>
+                <w:color w:val="000000"/>
+                <w:kern w:val="0"/>
+                <w:sz w:val="20"/>
+                <w:szCs w:val="20"/>
+                <w:lang w:eastAsia="en-IN"/>
+                <w14:ligatures w14:val="none"/>
+              </w:rPr>
+              <w:t>ty_vbrp</w:t>
+            </w:r>
+            <w:proofErr w:type="spellEnd"/>
+            <w:r>
+              <w:rPr>
+                <w:rFonts w:eastAsia="Times New Roman" w:cstheme="minorHAnsi"/>
+                <w:color w:val="000000"/>
+                <w:kern w:val="0"/>
+                <w:sz w:val="20"/>
+                <w:szCs w:val="20"/>
+                <w:lang w:eastAsia="en-IN"/>
+                <w14:ligatures w14:val="none"/>
+              </w:rPr>
+              <w:t>.</w:t>
             </w:r>
             <w:r>
               <w:rPr>
@@ -1615,7 +2091,33 @@
                 <w14:ligatures w14:val="none"/>
               </w:rPr>
               <w:br/>
-              <w:t>TYPES : BEGIN OF ty_vbrkuk,</w:t>
+              <w:t>TYPES : BEGIN OF </w:t>
+            </w:r>
+            <w:proofErr w:type="spellStart"/>
+            <w:r>
+              <w:rPr>
+                <w:rFonts w:eastAsia="Times New Roman" w:cstheme="minorHAnsi"/>
+                <w:color w:val="000000"/>
+                <w:kern w:val="0"/>
+                <w:sz w:val="20"/>
+                <w:szCs w:val="20"/>
+                <w:lang w:eastAsia="en-IN"/>
+                <w14:ligatures w14:val="none"/>
+              </w:rPr>
+              <w:t>ty_vbrkuk</w:t>
+            </w:r>
+            <w:proofErr w:type="spellEnd"/>
+            <w:r>
+              <w:rPr>
+                <w:rFonts w:eastAsia="Times New Roman" w:cstheme="minorHAnsi"/>
+                <w:color w:val="000000"/>
+                <w:kern w:val="0"/>
+                <w:sz w:val="20"/>
+                <w:szCs w:val="20"/>
+                <w:lang w:eastAsia="en-IN"/>
+                <w14:ligatures w14:val="none"/>
+              </w:rPr>
+              <w:t>,</w:t>
             </w:r>
             <w:r>
               <w:rPr>
@@ -1628,7 +2130,59 @@
                 <w14:ligatures w14:val="none"/>
               </w:rPr>
               <w:br/>
-              <w:t>          vbeln TYPE vbeln,</w:t>
+              <w:t>          </w:t>
+            </w:r>
+            <w:proofErr w:type="spellStart"/>
+            <w:r>
+              <w:rPr>
+                <w:rFonts w:eastAsia="Times New Roman" w:cstheme="minorHAnsi"/>
+                <w:color w:val="000000"/>
+                <w:kern w:val="0"/>
+                <w:sz w:val="20"/>
+                <w:szCs w:val="20"/>
+                <w:lang w:eastAsia="en-IN"/>
+                <w14:ligatures w14:val="none"/>
+              </w:rPr>
+              <w:t>vbeln</w:t>
+            </w:r>
+            <w:proofErr w:type="spellEnd"/>
+            <w:r>
+              <w:rPr>
+                <w:rFonts w:eastAsia="Times New Roman" w:cstheme="minorHAnsi"/>
+                <w:color w:val="000000"/>
+                <w:kern w:val="0"/>
+                <w:sz w:val="20"/>
+                <w:szCs w:val="20"/>
+                <w:lang w:eastAsia="en-IN"/>
+                <w14:ligatures w14:val="none"/>
+              </w:rPr>
+              <w:t> TYPE </w:t>
+            </w:r>
+            <w:proofErr w:type="spellStart"/>
+            <w:r>
+              <w:rPr>
+                <w:rFonts w:eastAsia="Times New Roman" w:cstheme="minorHAnsi"/>
+                <w:color w:val="000000"/>
+                <w:kern w:val="0"/>
+                <w:sz w:val="20"/>
+                <w:szCs w:val="20"/>
+                <w:lang w:eastAsia="en-IN"/>
+                <w14:ligatures w14:val="none"/>
+              </w:rPr>
+              <w:t>vbeln</w:t>
+            </w:r>
+            <w:proofErr w:type="spellEnd"/>
+            <w:r>
+              <w:rPr>
+                <w:rFonts w:eastAsia="Times New Roman" w:cstheme="minorHAnsi"/>
+                <w:color w:val="000000"/>
+                <w:kern w:val="0"/>
+                <w:sz w:val="20"/>
+                <w:szCs w:val="20"/>
+                <w:lang w:eastAsia="en-IN"/>
+                <w14:ligatures w14:val="none"/>
+              </w:rPr>
+              <w:t>,</w:t>
             </w:r>
             <w:r>
               <w:rPr>
@@ -1641,7 +2195,59 @@
                 <w14:ligatures w14:val="none"/>
               </w:rPr>
               <w:br/>
-              <w:t>          fkart TYPE fkart,</w:t>
+              <w:t>          </w:t>
+            </w:r>
+            <w:proofErr w:type="spellStart"/>
+            <w:r>
+              <w:rPr>
+                <w:rFonts w:eastAsia="Times New Roman" w:cstheme="minorHAnsi"/>
+                <w:color w:val="000000"/>
+                <w:kern w:val="0"/>
+                <w:sz w:val="20"/>
+                <w:szCs w:val="20"/>
+                <w:lang w:eastAsia="en-IN"/>
+                <w14:ligatures w14:val="none"/>
+              </w:rPr>
+              <w:t>fkart</w:t>
+            </w:r>
+            <w:proofErr w:type="spellEnd"/>
+            <w:r>
+              <w:rPr>
+                <w:rFonts w:eastAsia="Times New Roman" w:cstheme="minorHAnsi"/>
+                <w:color w:val="000000"/>
+                <w:kern w:val="0"/>
+                <w:sz w:val="20"/>
+                <w:szCs w:val="20"/>
+                <w:lang w:eastAsia="en-IN"/>
+                <w14:ligatures w14:val="none"/>
+              </w:rPr>
+              <w:t> TYPE </w:t>
+            </w:r>
+            <w:proofErr w:type="spellStart"/>
+            <w:r>
+              <w:rPr>
+                <w:rFonts w:eastAsia="Times New Roman" w:cstheme="minorHAnsi"/>
+                <w:color w:val="000000"/>
+                <w:kern w:val="0"/>
+                <w:sz w:val="20"/>
+                <w:szCs w:val="20"/>
+                <w:lang w:eastAsia="en-IN"/>
+                <w14:ligatures w14:val="none"/>
+              </w:rPr>
+              <w:t>fkart</w:t>
+            </w:r>
+            <w:proofErr w:type="spellEnd"/>
+            <w:r>
+              <w:rPr>
+                <w:rFonts w:eastAsia="Times New Roman" w:cstheme="minorHAnsi"/>
+                <w:color w:val="000000"/>
+                <w:kern w:val="0"/>
+                <w:sz w:val="20"/>
+                <w:szCs w:val="20"/>
+                <w:lang w:eastAsia="en-IN"/>
+                <w14:ligatures w14:val="none"/>
+              </w:rPr>
+              <w:t>,</w:t>
             </w:r>
             <w:r>
               <w:rPr>
@@ -1654,7 +2260,33 @@
                 <w14:ligatures w14:val="none"/>
               </w:rPr>
               <w:br/>
-              <w:t>        END OF ty_vbrkuk.</w:t>
+              <w:t>        END OF </w:t>
+            </w:r>
+            <w:proofErr w:type="spellStart"/>
+            <w:r>
+              <w:rPr>
+                <w:rFonts w:eastAsia="Times New Roman" w:cstheme="minorHAnsi"/>
+                <w:color w:val="000000"/>
+                <w:kern w:val="0"/>
+                <w:sz w:val="20"/>
+                <w:szCs w:val="20"/>
+                <w:lang w:eastAsia="en-IN"/>
+                <w14:ligatures w14:val="none"/>
+              </w:rPr>
+              <w:t>ty_vbrkuk</w:t>
+            </w:r>
+            <w:proofErr w:type="spellEnd"/>
+            <w:r>
+              <w:rPr>
+                <w:rFonts w:eastAsia="Times New Roman" w:cstheme="minorHAnsi"/>
+                <w:color w:val="000000"/>
+                <w:kern w:val="0"/>
+                <w:sz w:val="20"/>
+                <w:szCs w:val="20"/>
+                <w:lang w:eastAsia="en-IN"/>
+                <w14:ligatures w14:val="none"/>
+              </w:rPr>
+              <w:t>.</w:t>
             </w:r>
             <w:r>
               <w:rPr>
@@ -1679,7 +2311,59 @@
                 <w14:ligatures w14:val="none"/>
               </w:rPr>
               <w:br/>
-              <w:t>DATA : lt_vbrk TYPE TABLE OF ty_vbrk,</w:t>
+              <w:t>DATA : </w:t>
+            </w:r>
+            <w:proofErr w:type="spellStart"/>
+            <w:r>
+              <w:rPr>
+                <w:rFonts w:eastAsia="Times New Roman" w:cstheme="minorHAnsi"/>
+                <w:color w:val="000000"/>
+                <w:kern w:val="0"/>
+                <w:sz w:val="20"/>
+                <w:szCs w:val="20"/>
+                <w:lang w:eastAsia="en-IN"/>
+                <w14:ligatures w14:val="none"/>
+              </w:rPr>
+              <w:t>lt_vbrk</w:t>
+            </w:r>
+            <w:proofErr w:type="spellEnd"/>
+            <w:r>
+              <w:rPr>
+                <w:rFonts w:eastAsia="Times New Roman" w:cstheme="minorHAnsi"/>
+                <w:color w:val="000000"/>
+                <w:kern w:val="0"/>
+                <w:sz w:val="20"/>
+                <w:szCs w:val="20"/>
+                <w:lang w:eastAsia="en-IN"/>
+                <w14:ligatures w14:val="none"/>
+              </w:rPr>
+              <w:t> TYPE TABLE OF </w:t>
+            </w:r>
+            <w:proofErr w:type="spellStart"/>
+            <w:r>
+              <w:rPr>
+                <w:rFonts w:eastAsia="Times New Roman" w:cstheme="minorHAnsi"/>
+                <w:color w:val="000000"/>
+                <w:kern w:val="0"/>
+                <w:sz w:val="20"/>
+                <w:szCs w:val="20"/>
+                <w:lang w:eastAsia="en-IN"/>
+                <w14:ligatures w14:val="none"/>
+              </w:rPr>
+              <w:t>ty_vbrk</w:t>
+            </w:r>
+            <w:proofErr w:type="spellEnd"/>
+            <w:r>
+              <w:rPr>
+                <w:rFonts w:eastAsia="Times New Roman" w:cstheme="minorHAnsi"/>
+                <w:color w:val="000000"/>
+                <w:kern w:val="0"/>
+                <w:sz w:val="20"/>
+                <w:szCs w:val="20"/>
+                <w:lang w:eastAsia="en-IN"/>
+                <w14:ligatures w14:val="none"/>
+              </w:rPr>
+              <w:t>,</w:t>
             </w:r>
             <w:r>
               <w:rPr>
@@ -1692,7 +2376,59 @@
                 <w14:ligatures w14:val="none"/>
               </w:rPr>
               <w:br/>
-              <w:t>       ls_vbrk TYPE ty_vbrk.</w:t>
+              <w:t>       </w:t>
+            </w:r>
+            <w:proofErr w:type="spellStart"/>
+            <w:r>
+              <w:rPr>
+                <w:rFonts w:eastAsia="Times New Roman" w:cstheme="minorHAnsi"/>
+                <w:color w:val="000000"/>
+                <w:kern w:val="0"/>
+                <w:sz w:val="20"/>
+                <w:szCs w:val="20"/>
+                <w:lang w:eastAsia="en-IN"/>
+                <w14:ligatures w14:val="none"/>
+              </w:rPr>
+              <w:t>ls_vbrk</w:t>
+            </w:r>
+            <w:proofErr w:type="spellEnd"/>
+            <w:r>
+              <w:rPr>
+                <w:rFonts w:eastAsia="Times New Roman" w:cstheme="minorHAnsi"/>
+                <w:color w:val="000000"/>
+                <w:kern w:val="0"/>
+                <w:sz w:val="20"/>
+                <w:szCs w:val="20"/>
+                <w:lang w:eastAsia="en-IN"/>
+                <w14:ligatures w14:val="none"/>
+              </w:rPr>
+              <w:t> TYPE </w:t>
+            </w:r>
+            <w:proofErr w:type="spellStart"/>
+            <w:r>
+              <w:rPr>
+                <w:rFonts w:eastAsia="Times New Roman" w:cstheme="minorHAnsi"/>
+                <w:color w:val="000000"/>
+                <w:kern w:val="0"/>
+                <w:sz w:val="20"/>
+                <w:szCs w:val="20"/>
+                <w:lang w:eastAsia="en-IN"/>
+                <w14:ligatures w14:val="none"/>
+              </w:rPr>
+              <w:t>ty_vbrk</w:t>
+            </w:r>
+            <w:proofErr w:type="spellEnd"/>
+            <w:r>
+              <w:rPr>
+                <w:rFonts w:eastAsia="Times New Roman" w:cstheme="minorHAnsi"/>
+                <w:color w:val="000000"/>
+                <w:kern w:val="0"/>
+                <w:sz w:val="20"/>
+                <w:szCs w:val="20"/>
+                <w:lang w:eastAsia="en-IN"/>
+                <w14:ligatures w14:val="none"/>
+              </w:rPr>
+              <w:t>.</w:t>
             </w:r>
             <w:r>
               <w:rPr>
@@ -1717,7 +2453,59 @@
                 <w14:ligatures w14:val="none"/>
               </w:rPr>
               <w:br/>
-              <w:t>DATA : lt_vbrp TYPE TABLE OF ty_vbrp,</w:t>
+              <w:t>DATA : </w:t>
+            </w:r>
+            <w:proofErr w:type="spellStart"/>
+            <w:r>
+              <w:rPr>
+                <w:rFonts w:eastAsia="Times New Roman" w:cstheme="minorHAnsi"/>
+                <w:color w:val="000000"/>
+                <w:kern w:val="0"/>
+                <w:sz w:val="20"/>
+                <w:szCs w:val="20"/>
+                <w:lang w:eastAsia="en-IN"/>
+                <w14:ligatures w14:val="none"/>
+              </w:rPr>
+              <w:t>lt_vbrp</w:t>
+            </w:r>
+            <w:proofErr w:type="spellEnd"/>
+            <w:r>
+              <w:rPr>
+                <w:rFonts w:eastAsia="Times New Roman" w:cstheme="minorHAnsi"/>
+                <w:color w:val="000000"/>
+                <w:kern w:val="0"/>
+                <w:sz w:val="20"/>
+                <w:szCs w:val="20"/>
+                <w:lang w:eastAsia="en-IN"/>
+                <w14:ligatures w14:val="none"/>
+              </w:rPr>
+              <w:t> TYPE TABLE OF </w:t>
+            </w:r>
+            <w:proofErr w:type="spellStart"/>
+            <w:r>
+              <w:rPr>
+                <w:rFonts w:eastAsia="Times New Roman" w:cstheme="minorHAnsi"/>
+                <w:color w:val="000000"/>
+                <w:kern w:val="0"/>
+                <w:sz w:val="20"/>
+                <w:szCs w:val="20"/>
+                <w:lang w:eastAsia="en-IN"/>
+                <w14:ligatures w14:val="none"/>
+              </w:rPr>
+              <w:t>ty_vbrp</w:t>
+            </w:r>
+            <w:proofErr w:type="spellEnd"/>
+            <w:r>
+              <w:rPr>
+                <w:rFonts w:eastAsia="Times New Roman" w:cstheme="minorHAnsi"/>
+                <w:color w:val="000000"/>
+                <w:kern w:val="0"/>
+                <w:sz w:val="20"/>
+                <w:szCs w:val="20"/>
+                <w:lang w:eastAsia="en-IN"/>
+                <w14:ligatures w14:val="none"/>
+              </w:rPr>
+              <w:t>,</w:t>
             </w:r>
             <w:r>
               <w:rPr>
@@ -1730,7 +2518,59 @@
                 <w14:ligatures w14:val="none"/>
               </w:rPr>
               <w:br/>
-              <w:t>       ls_vbrp TYPE ty_vbrp.</w:t>
+              <w:t>       </w:t>
+            </w:r>
+            <w:proofErr w:type="spellStart"/>
+            <w:r>
+              <w:rPr>
+                <w:rFonts w:eastAsia="Times New Roman" w:cstheme="minorHAnsi"/>
+                <w:color w:val="000000"/>
+                <w:kern w:val="0"/>
+                <w:sz w:val="20"/>
+                <w:szCs w:val="20"/>
+                <w:lang w:eastAsia="en-IN"/>
+                <w14:ligatures w14:val="none"/>
+              </w:rPr>
+              <w:t>ls_vbrp</w:t>
+            </w:r>
+            <w:proofErr w:type="spellEnd"/>
+            <w:r>
+              <w:rPr>
+                <w:rFonts w:eastAsia="Times New Roman" w:cstheme="minorHAnsi"/>
+                <w:color w:val="000000"/>
+                <w:kern w:val="0"/>
+                <w:sz w:val="20"/>
+                <w:szCs w:val="20"/>
+                <w:lang w:eastAsia="en-IN"/>
+                <w14:ligatures w14:val="none"/>
+              </w:rPr>
+              <w:t> TYPE </w:t>
+            </w:r>
+            <w:proofErr w:type="spellStart"/>
+            <w:r>
+              <w:rPr>
+                <w:rFonts w:eastAsia="Times New Roman" w:cstheme="minorHAnsi"/>
+                <w:color w:val="000000"/>
+                <w:kern w:val="0"/>
+                <w:sz w:val="20"/>
+                <w:szCs w:val="20"/>
+                <w:lang w:eastAsia="en-IN"/>
+                <w14:ligatures w14:val="none"/>
+              </w:rPr>
+              <w:t>ty_vbrp</w:t>
+            </w:r>
+            <w:proofErr w:type="spellEnd"/>
+            <w:r>
+              <w:rPr>
+                <w:rFonts w:eastAsia="Times New Roman" w:cstheme="minorHAnsi"/>
+                <w:color w:val="000000"/>
+                <w:kern w:val="0"/>
+                <w:sz w:val="20"/>
+                <w:szCs w:val="20"/>
+                <w:lang w:eastAsia="en-IN"/>
+                <w14:ligatures w14:val="none"/>
+              </w:rPr>
+              <w:t>.</w:t>
             </w:r>
             <w:r>
               <w:rPr>
@@ -1755,7 +2595,59 @@
                 <w14:ligatures w14:val="none"/>
               </w:rPr>
               <w:br/>
-              <w:t>DATA : lt_vbrkuk TYPE TABLE OF ty_vbrkuk,</w:t>
+              <w:t>DATA : </w:t>
+            </w:r>
+            <w:proofErr w:type="spellStart"/>
+            <w:r>
+              <w:rPr>
+                <w:rFonts w:eastAsia="Times New Roman" w:cstheme="minorHAnsi"/>
+                <w:color w:val="000000"/>
+                <w:kern w:val="0"/>
+                <w:sz w:val="20"/>
+                <w:szCs w:val="20"/>
+                <w:lang w:eastAsia="en-IN"/>
+                <w14:ligatures w14:val="none"/>
+              </w:rPr>
+              <w:t>lt_vbrkuk</w:t>
+            </w:r>
+            <w:proofErr w:type="spellEnd"/>
+            <w:r>
+              <w:rPr>
+                <w:rFonts w:eastAsia="Times New Roman" w:cstheme="minorHAnsi"/>
+                <w:color w:val="000000"/>
+                <w:kern w:val="0"/>
+                <w:sz w:val="20"/>
+                <w:szCs w:val="20"/>
+                <w:lang w:eastAsia="en-IN"/>
+                <w14:ligatures w14:val="none"/>
+              </w:rPr>
+              <w:t> TYPE TABLE OF </w:t>
+            </w:r>
+            <w:proofErr w:type="spellStart"/>
+            <w:r>
+              <w:rPr>
+                <w:rFonts w:eastAsia="Times New Roman" w:cstheme="minorHAnsi"/>
+                <w:color w:val="000000"/>
+                <w:kern w:val="0"/>
+                <w:sz w:val="20"/>
+                <w:szCs w:val="20"/>
+                <w:lang w:eastAsia="en-IN"/>
+                <w14:ligatures w14:val="none"/>
+              </w:rPr>
+              <w:t>ty_vbrkuk</w:t>
+            </w:r>
+            <w:proofErr w:type="spellEnd"/>
+            <w:r>
+              <w:rPr>
+                <w:rFonts w:eastAsia="Times New Roman" w:cstheme="minorHAnsi"/>
+                <w:color w:val="000000"/>
+                <w:kern w:val="0"/>
+                <w:sz w:val="20"/>
+                <w:szCs w:val="20"/>
+                <w:lang w:eastAsia="en-IN"/>
+                <w14:ligatures w14:val="none"/>
+              </w:rPr>
+              <w:t>,</w:t>
             </w:r>
             <w:r>
               <w:rPr>
@@ -1768,7 +2660,59 @@
                 <w14:ligatures w14:val="none"/>
               </w:rPr>
               <w:br/>
-              <w:t>       ls_vbrkuk TYPE ty_vbrkuk.</w:t>
+              <w:t>       </w:t>
+            </w:r>
+            <w:proofErr w:type="spellStart"/>
+            <w:r>
+              <w:rPr>
+                <w:rFonts w:eastAsia="Times New Roman" w:cstheme="minorHAnsi"/>
+                <w:color w:val="000000"/>
+                <w:kern w:val="0"/>
+                <w:sz w:val="20"/>
+                <w:szCs w:val="20"/>
+                <w:lang w:eastAsia="en-IN"/>
+                <w14:ligatures w14:val="none"/>
+              </w:rPr>
+              <w:t>ls_vbrkuk</w:t>
+            </w:r>
+            <w:proofErr w:type="spellEnd"/>
+            <w:r>
+              <w:rPr>
+                <w:rFonts w:eastAsia="Times New Roman" w:cstheme="minorHAnsi"/>
+                <w:color w:val="000000"/>
+                <w:kern w:val="0"/>
+                <w:sz w:val="20"/>
+                <w:szCs w:val="20"/>
+                <w:lang w:eastAsia="en-IN"/>
+                <w14:ligatures w14:val="none"/>
+              </w:rPr>
+              <w:t> TYPE </w:t>
+            </w:r>
+            <w:proofErr w:type="spellStart"/>
+            <w:r>
+              <w:rPr>
+                <w:rFonts w:eastAsia="Times New Roman" w:cstheme="minorHAnsi"/>
+                <w:color w:val="000000"/>
+                <w:kern w:val="0"/>
+                <w:sz w:val="20"/>
+                <w:szCs w:val="20"/>
+                <w:lang w:eastAsia="en-IN"/>
+                <w14:ligatures w14:val="none"/>
+              </w:rPr>
+              <w:t>ty_vbrkuk</w:t>
+            </w:r>
+            <w:proofErr w:type="spellEnd"/>
+            <w:r>
+              <w:rPr>
+                <w:rFonts w:eastAsia="Times New Roman" w:cstheme="minorHAnsi"/>
+                <w:color w:val="000000"/>
+                <w:kern w:val="0"/>
+                <w:sz w:val="20"/>
+                <w:szCs w:val="20"/>
+                <w:lang w:eastAsia="en-IN"/>
+                <w14:ligatures w14:val="none"/>
+              </w:rPr>
+              <w:t>.</w:t>
             </w:r>
             <w:r>
               <w:rPr>
@@ -1793,7 +2737,59 @@
                 <w14:ligatures w14:val="none"/>
               </w:rPr>
               <w:br/>
-              <w:t>PARAMETERS : p_fkart TYPE fkart.</w:t>
+              <w:t>PARAMETERS : </w:t>
+            </w:r>
+            <w:proofErr w:type="spellStart"/>
+            <w:r>
+              <w:rPr>
+                <w:rFonts w:eastAsia="Times New Roman" w:cstheme="minorHAnsi"/>
+                <w:color w:val="000000"/>
+                <w:kern w:val="0"/>
+                <w:sz w:val="20"/>
+                <w:szCs w:val="20"/>
+                <w:lang w:eastAsia="en-IN"/>
+                <w14:ligatures w14:val="none"/>
+              </w:rPr>
+              <w:t>p_fkart</w:t>
+            </w:r>
+            <w:proofErr w:type="spellEnd"/>
+            <w:r>
+              <w:rPr>
+                <w:rFonts w:eastAsia="Times New Roman" w:cstheme="minorHAnsi"/>
+                <w:color w:val="000000"/>
+                <w:kern w:val="0"/>
+                <w:sz w:val="20"/>
+                <w:szCs w:val="20"/>
+                <w:lang w:eastAsia="en-IN"/>
+                <w14:ligatures w14:val="none"/>
+              </w:rPr>
+              <w:t> TYPE </w:t>
+            </w:r>
+            <w:proofErr w:type="spellStart"/>
+            <w:r>
+              <w:rPr>
+                <w:rFonts w:eastAsia="Times New Roman" w:cstheme="minorHAnsi"/>
+                <w:color w:val="000000"/>
+                <w:kern w:val="0"/>
+                <w:sz w:val="20"/>
+                <w:szCs w:val="20"/>
+                <w:lang w:eastAsia="en-IN"/>
+                <w14:ligatures w14:val="none"/>
+              </w:rPr>
+              <w:t>fkart</w:t>
+            </w:r>
+            <w:proofErr w:type="spellEnd"/>
+            <w:r>
+              <w:rPr>
+                <w:rFonts w:eastAsia="Times New Roman" w:cstheme="minorHAnsi"/>
+                <w:color w:val="000000"/>
+                <w:kern w:val="0"/>
+                <w:sz w:val="20"/>
+                <w:szCs w:val="20"/>
+                <w:lang w:eastAsia="en-IN"/>
+                <w14:ligatures w14:val="none"/>
+              </w:rPr>
+              <w:t>.</w:t>
             </w:r>
             <w:r>
               <w:rPr>
@@ -1818,8 +2814,22 @@
                 <w14:ligatures w14:val="none"/>
               </w:rPr>
               <w:br/>
-              <w:t>SELECT FROM vbrk</w:t>
-            </w:r>
+              <w:t>SELECT FROM </w:t>
+            </w:r>
+            <w:proofErr w:type="spellStart"/>
+            <w:r>
+              <w:rPr>
+                <w:rFonts w:eastAsia="Times New Roman" w:cstheme="minorHAnsi"/>
+                <w:color w:val="000000"/>
+                <w:kern w:val="0"/>
+                <w:sz w:val="20"/>
+                <w:szCs w:val="20"/>
+                <w:lang w:eastAsia="en-IN"/>
+                <w14:ligatures w14:val="none"/>
+              </w:rPr>
+              <w:t>vbrk</w:t>
+            </w:r>
+            <w:proofErr w:type="spellEnd"/>
             <w:r>
               <w:rPr>
                 <w:rFonts w:eastAsia="Times New Roman" w:cstheme="minorHAnsi"/>
@@ -1831,8 +2841,74 @@
                 <w14:ligatures w14:val="none"/>
               </w:rPr>
               <w:br/>
-              <w:t>  FIELDS vbeln , fkart , fktyp</w:t>
-            </w:r>
+              <w:t>  FIELDS </w:t>
+            </w:r>
+            <w:proofErr w:type="spellStart"/>
+            <w:r>
+              <w:rPr>
+                <w:rFonts w:eastAsia="Times New Roman" w:cstheme="minorHAnsi"/>
+                <w:color w:val="000000"/>
+                <w:kern w:val="0"/>
+                <w:sz w:val="20"/>
+                <w:szCs w:val="20"/>
+                <w:lang w:eastAsia="en-IN"/>
+                <w14:ligatures w14:val="none"/>
+              </w:rPr>
+              <w:t>vbeln</w:t>
+            </w:r>
+            <w:proofErr w:type="spellEnd"/>
+            <w:r>
+              <w:rPr>
+                <w:rFonts w:eastAsia="Times New Roman" w:cstheme="minorHAnsi"/>
+                <w:color w:val="000000"/>
+                <w:kern w:val="0"/>
+                <w:sz w:val="20"/>
+                <w:szCs w:val="20"/>
+                <w:lang w:eastAsia="en-IN"/>
+                <w14:ligatures w14:val="none"/>
+              </w:rPr>
+              <w:t> , </w:t>
+            </w:r>
+            <w:proofErr w:type="spellStart"/>
+            <w:r>
+              <w:rPr>
+                <w:rFonts w:eastAsia="Times New Roman" w:cstheme="minorHAnsi"/>
+                <w:color w:val="000000"/>
+                <w:kern w:val="0"/>
+                <w:sz w:val="20"/>
+                <w:szCs w:val="20"/>
+                <w:lang w:eastAsia="en-IN"/>
+                <w14:ligatures w14:val="none"/>
+              </w:rPr>
+              <w:t>fkart</w:t>
+            </w:r>
+            <w:proofErr w:type="spellEnd"/>
+            <w:r>
+              <w:rPr>
+                <w:rFonts w:eastAsia="Times New Roman" w:cstheme="minorHAnsi"/>
+                <w:color w:val="000000"/>
+                <w:kern w:val="0"/>
+                <w:sz w:val="20"/>
+                <w:szCs w:val="20"/>
+                <w:lang w:eastAsia="en-IN"/>
+                <w14:ligatures w14:val="none"/>
+              </w:rPr>
+              <w:t> , </w:t>
+            </w:r>
+            <w:proofErr w:type="spellStart"/>
+            <w:r>
+              <w:rPr>
+                <w:rFonts w:eastAsia="Times New Roman" w:cstheme="minorHAnsi"/>
+                <w:color w:val="000000"/>
+                <w:kern w:val="0"/>
+                <w:sz w:val="20"/>
+                <w:szCs w:val="20"/>
+                <w:lang w:eastAsia="en-IN"/>
+                <w14:ligatures w14:val="none"/>
+              </w:rPr>
+              <w:t>fktyp</w:t>
+            </w:r>
+            <w:proofErr w:type="spellEnd"/>
             <w:r>
               <w:rPr>
                 <w:rFonts w:eastAsia="Times New Roman" w:cstheme="minorHAnsi"/>
@@ -1844,7 +2920,33 @@
                 <w14:ligatures w14:val="none"/>
               </w:rPr>
               <w:br/>
-              <w:t>  WHERE fkart = @p_fkart</w:t>
+              <w:t>  WHERE </w:t>
+            </w:r>
+            <w:proofErr w:type="spellStart"/>
+            <w:r>
+              <w:rPr>
+                <w:rFonts w:eastAsia="Times New Roman" w:cstheme="minorHAnsi"/>
+                <w:color w:val="000000"/>
+                <w:kern w:val="0"/>
+                <w:sz w:val="20"/>
+                <w:szCs w:val="20"/>
+                <w:lang w:eastAsia="en-IN"/>
+                <w14:ligatures w14:val="none"/>
+              </w:rPr>
+              <w:t>fkart</w:t>
+            </w:r>
+            <w:proofErr w:type="spellEnd"/>
+            <w:r>
+              <w:rPr>
+                <w:rFonts w:eastAsia="Times New Roman" w:cstheme="minorHAnsi"/>
+                <w:color w:val="000000"/>
+                <w:kern w:val="0"/>
+                <w:sz w:val="20"/>
+                <w:szCs w:val="20"/>
+                <w:lang w:eastAsia="en-IN"/>
+                <w14:ligatures w14:val="none"/>
+              </w:rPr>
+              <w:t> = @p_fkart</w:t>
             </w:r>
             <w:r>
               <w:rPr>
@@ -1882,7 +2984,59 @@
                 <w14:ligatures w14:val="none"/>
               </w:rPr>
               <w:br/>
-              <w:t>LOOP AT lt_vbrk INTO ls_vbrk.</w:t>
+              <w:t>LOOP AT </w:t>
+            </w:r>
+            <w:proofErr w:type="spellStart"/>
+            <w:r>
+              <w:rPr>
+                <w:rFonts w:eastAsia="Times New Roman" w:cstheme="minorHAnsi"/>
+                <w:color w:val="000000"/>
+                <w:kern w:val="0"/>
+                <w:sz w:val="20"/>
+                <w:szCs w:val="20"/>
+                <w:lang w:eastAsia="en-IN"/>
+                <w14:ligatures w14:val="none"/>
+              </w:rPr>
+              <w:t>lt_vbrk</w:t>
+            </w:r>
+            <w:proofErr w:type="spellEnd"/>
+            <w:r>
+              <w:rPr>
+                <w:rFonts w:eastAsia="Times New Roman" w:cstheme="minorHAnsi"/>
+                <w:color w:val="000000"/>
+                <w:kern w:val="0"/>
+                <w:sz w:val="20"/>
+                <w:szCs w:val="20"/>
+                <w:lang w:eastAsia="en-IN"/>
+                <w14:ligatures w14:val="none"/>
+              </w:rPr>
+              <w:t> INTO </w:t>
+            </w:r>
+            <w:proofErr w:type="spellStart"/>
+            <w:r>
+              <w:rPr>
+                <w:rFonts w:eastAsia="Times New Roman" w:cstheme="minorHAnsi"/>
+                <w:color w:val="000000"/>
+                <w:kern w:val="0"/>
+                <w:sz w:val="20"/>
+                <w:szCs w:val="20"/>
+                <w:lang w:eastAsia="en-IN"/>
+                <w14:ligatures w14:val="none"/>
+              </w:rPr>
+              <w:t>ls_vbrk</w:t>
+            </w:r>
+            <w:proofErr w:type="spellEnd"/>
+            <w:r>
+              <w:rPr>
+                <w:rFonts w:eastAsia="Times New Roman" w:cstheme="minorHAnsi"/>
+                <w:color w:val="000000"/>
+                <w:kern w:val="0"/>
+                <w:sz w:val="20"/>
+                <w:szCs w:val="20"/>
+                <w:lang w:eastAsia="en-IN"/>
+                <w14:ligatures w14:val="none"/>
+              </w:rPr>
+              <w:t>.</w:t>
             </w:r>
             <w:r>
               <w:rPr>
@@ -1908,7 +3062,33 @@
                 <w14:ligatures w14:val="none"/>
               </w:rPr>
               <w:br/>
-              <w:t>  HIDE ls_vbrk-vbeln.</w:t>
+              <w:t>  HIDE </w:t>
+            </w:r>
+            <w:proofErr w:type="spellStart"/>
+            <w:r>
+              <w:rPr>
+                <w:rFonts w:eastAsia="Times New Roman" w:cstheme="minorHAnsi"/>
+                <w:color w:val="000000"/>
+                <w:kern w:val="0"/>
+                <w:sz w:val="20"/>
+                <w:szCs w:val="20"/>
+                <w:lang w:eastAsia="en-IN"/>
+                <w14:ligatures w14:val="none"/>
+              </w:rPr>
+              <w:t>ls_vbrk-vbeln</w:t>
+            </w:r>
+            <w:proofErr w:type="spellEnd"/>
+            <w:r>
+              <w:rPr>
+                <w:rFonts w:eastAsia="Times New Roman" w:cstheme="minorHAnsi"/>
+                <w:color w:val="000000"/>
+                <w:kern w:val="0"/>
+                <w:sz w:val="20"/>
+                <w:szCs w:val="20"/>
+                <w:lang w:eastAsia="en-IN"/>
+                <w14:ligatures w14:val="none"/>
+              </w:rPr>
+              <w:t>.</w:t>
             </w:r>
             <w:r>
               <w:rPr>
@@ -1983,7 +3163,33 @@
                 <w14:ligatures w14:val="none"/>
               </w:rPr>
               <w:br/>
-              <w:t>  IF sy-lsind = 1.</w:t>
+              <w:t>  IF </w:t>
+            </w:r>
+            <w:proofErr w:type="spellStart"/>
+            <w:r>
+              <w:rPr>
+                <w:rFonts w:eastAsia="Times New Roman" w:cstheme="minorHAnsi"/>
+                <w:color w:val="000000"/>
+                <w:kern w:val="0"/>
+                <w:sz w:val="20"/>
+                <w:szCs w:val="20"/>
+                <w:lang w:eastAsia="en-IN"/>
+                <w14:ligatures w14:val="none"/>
+              </w:rPr>
+              <w:t>sy-lsind</w:t>
+            </w:r>
+            <w:proofErr w:type="spellEnd"/>
+            <w:r>
+              <w:rPr>
+                <w:rFonts w:eastAsia="Times New Roman" w:cstheme="minorHAnsi"/>
+                <w:color w:val="000000"/>
+                <w:kern w:val="0"/>
+                <w:sz w:val="20"/>
+                <w:szCs w:val="20"/>
+                <w:lang w:eastAsia="en-IN"/>
+                <w14:ligatures w14:val="none"/>
+              </w:rPr>
+              <w:t> = 1.</w:t>
             </w:r>
             <w:r>
               <w:rPr>
@@ -2008,8 +3214,22 @@
                 <w14:ligatures w14:val="none"/>
               </w:rPr>
               <w:br/>
-              <w:t>    SELECT FROM vbrp</w:t>
-            </w:r>
+              <w:t>    SELECT FROM </w:t>
+            </w:r>
+            <w:proofErr w:type="spellStart"/>
+            <w:r>
+              <w:rPr>
+                <w:rFonts w:eastAsia="Times New Roman" w:cstheme="minorHAnsi"/>
+                <w:color w:val="000000"/>
+                <w:kern w:val="0"/>
+                <w:sz w:val="20"/>
+                <w:szCs w:val="20"/>
+                <w:lang w:eastAsia="en-IN"/>
+                <w14:ligatures w14:val="none"/>
+              </w:rPr>
+              <w:t>vbrp</w:t>
+            </w:r>
+            <w:proofErr w:type="spellEnd"/>
             <w:r>
               <w:rPr>
                 <w:rFonts w:eastAsia="Times New Roman" w:cstheme="minorHAnsi"/>
@@ -2021,8 +3241,74 @@
                 <w14:ligatures w14:val="none"/>
               </w:rPr>
               <w:br/>
-              <w:t>      FIELDS vbeln , posnr , vrkme</w:t>
-            </w:r>
+              <w:t>      FIELDS </w:t>
+            </w:r>
+            <w:proofErr w:type="spellStart"/>
+            <w:r>
+              <w:rPr>
+                <w:rFonts w:eastAsia="Times New Roman" w:cstheme="minorHAnsi"/>
+                <w:color w:val="000000"/>
+                <w:kern w:val="0"/>
+                <w:sz w:val="20"/>
+                <w:szCs w:val="20"/>
+                <w:lang w:eastAsia="en-IN"/>
+                <w14:ligatures w14:val="none"/>
+              </w:rPr>
+              <w:t>vbeln</w:t>
+            </w:r>
+            <w:proofErr w:type="spellEnd"/>
+            <w:r>
+              <w:rPr>
+                <w:rFonts w:eastAsia="Times New Roman" w:cstheme="minorHAnsi"/>
+                <w:color w:val="000000"/>
+                <w:kern w:val="0"/>
+                <w:sz w:val="20"/>
+                <w:szCs w:val="20"/>
+                <w:lang w:eastAsia="en-IN"/>
+                <w14:ligatures w14:val="none"/>
+              </w:rPr>
+              <w:t> , </w:t>
+            </w:r>
+            <w:proofErr w:type="spellStart"/>
+            <w:r>
+              <w:rPr>
+                <w:rFonts w:eastAsia="Times New Roman" w:cstheme="minorHAnsi"/>
+                <w:color w:val="000000"/>
+                <w:kern w:val="0"/>
+                <w:sz w:val="20"/>
+                <w:szCs w:val="20"/>
+                <w:lang w:eastAsia="en-IN"/>
+                <w14:ligatures w14:val="none"/>
+              </w:rPr>
+              <w:t>posnr</w:t>
+            </w:r>
+            <w:proofErr w:type="spellEnd"/>
+            <w:r>
+              <w:rPr>
+                <w:rFonts w:eastAsia="Times New Roman" w:cstheme="minorHAnsi"/>
+                <w:color w:val="000000"/>
+                <w:kern w:val="0"/>
+                <w:sz w:val="20"/>
+                <w:szCs w:val="20"/>
+                <w:lang w:eastAsia="en-IN"/>
+                <w14:ligatures w14:val="none"/>
+              </w:rPr>
+              <w:t> , </w:t>
+            </w:r>
+            <w:proofErr w:type="spellStart"/>
+            <w:r>
+              <w:rPr>
+                <w:rFonts w:eastAsia="Times New Roman" w:cstheme="minorHAnsi"/>
+                <w:color w:val="000000"/>
+                <w:kern w:val="0"/>
+                <w:sz w:val="20"/>
+                <w:szCs w:val="20"/>
+                <w:lang w:eastAsia="en-IN"/>
+                <w14:ligatures w14:val="none"/>
+              </w:rPr>
+              <w:t>vrkme</w:t>
+            </w:r>
+            <w:proofErr w:type="spellEnd"/>
             <w:r>
               <w:rPr>
                 <w:rFonts w:eastAsia="Times New Roman" w:cstheme="minorHAnsi"/>
@@ -2034,7 +3320,33 @@
                 <w14:ligatures w14:val="none"/>
               </w:rPr>
               <w:br/>
-              <w:t>      WHERE vbeln = @ls_vbrk-vbeln</w:t>
+              <w:t>      WHERE </w:t>
+            </w:r>
+            <w:proofErr w:type="spellStart"/>
+            <w:r>
+              <w:rPr>
+                <w:rFonts w:eastAsia="Times New Roman" w:cstheme="minorHAnsi"/>
+                <w:color w:val="000000"/>
+                <w:kern w:val="0"/>
+                <w:sz w:val="20"/>
+                <w:szCs w:val="20"/>
+                <w:lang w:eastAsia="en-IN"/>
+                <w14:ligatures w14:val="none"/>
+              </w:rPr>
+              <w:t>vbeln</w:t>
+            </w:r>
+            <w:proofErr w:type="spellEnd"/>
+            <w:r>
+              <w:rPr>
+                <w:rFonts w:eastAsia="Times New Roman" w:cstheme="minorHAnsi"/>
+                <w:color w:val="000000"/>
+                <w:kern w:val="0"/>
+                <w:sz w:val="20"/>
+                <w:szCs w:val="20"/>
+                <w:lang w:eastAsia="en-IN"/>
+                <w14:ligatures w14:val="none"/>
+              </w:rPr>
+              <w:t> = @ls_vbrk-vbeln</w:t>
             </w:r>
             <w:r>
               <w:rPr>
@@ -2072,7 +3384,59 @@
                 <w14:ligatures w14:val="none"/>
               </w:rPr>
               <w:br/>
-              <w:t>    LOOP AT lt_vbrp INTO ls_vbrp.</w:t>
+              <w:t>    LOOP AT </w:t>
+            </w:r>
+            <w:proofErr w:type="spellStart"/>
+            <w:r>
+              <w:rPr>
+                <w:rFonts w:eastAsia="Times New Roman" w:cstheme="minorHAnsi"/>
+                <w:color w:val="000000"/>
+                <w:kern w:val="0"/>
+                <w:sz w:val="20"/>
+                <w:szCs w:val="20"/>
+                <w:lang w:eastAsia="en-IN"/>
+                <w14:ligatures w14:val="none"/>
+              </w:rPr>
+              <w:t>lt_vbrp</w:t>
+            </w:r>
+            <w:proofErr w:type="spellEnd"/>
+            <w:r>
+              <w:rPr>
+                <w:rFonts w:eastAsia="Times New Roman" w:cstheme="minorHAnsi"/>
+                <w:color w:val="000000"/>
+                <w:kern w:val="0"/>
+                <w:sz w:val="20"/>
+                <w:szCs w:val="20"/>
+                <w:lang w:eastAsia="en-IN"/>
+                <w14:ligatures w14:val="none"/>
+              </w:rPr>
+              <w:t> INTO </w:t>
+            </w:r>
+            <w:proofErr w:type="spellStart"/>
+            <w:r>
+              <w:rPr>
+                <w:rFonts w:eastAsia="Times New Roman" w:cstheme="minorHAnsi"/>
+                <w:color w:val="000000"/>
+                <w:kern w:val="0"/>
+                <w:sz w:val="20"/>
+                <w:szCs w:val="20"/>
+                <w:lang w:eastAsia="en-IN"/>
+                <w14:ligatures w14:val="none"/>
+              </w:rPr>
+              <w:t>ls_vbrp</w:t>
+            </w:r>
+            <w:proofErr w:type="spellEnd"/>
+            <w:r>
+              <w:rPr>
+                <w:rFonts w:eastAsia="Times New Roman" w:cstheme="minorHAnsi"/>
+                <w:color w:val="000000"/>
+                <w:kern w:val="0"/>
+                <w:sz w:val="20"/>
+                <w:szCs w:val="20"/>
+                <w:lang w:eastAsia="en-IN"/>
+                <w14:ligatures w14:val="none"/>
+              </w:rPr>
+              <w:t>.</w:t>
             </w:r>
             <w:r>
               <w:rPr>
@@ -2098,7 +3462,33 @@
                 <w14:ligatures w14:val="none"/>
               </w:rPr>
               <w:br/>
-              <w:t>      HIDE ls_vbrp-vbeln.</w:t>
+              <w:t>      HIDE </w:t>
+            </w:r>
+            <w:proofErr w:type="spellStart"/>
+            <w:r>
+              <w:rPr>
+                <w:rFonts w:eastAsia="Times New Roman" w:cstheme="minorHAnsi"/>
+                <w:color w:val="000000"/>
+                <w:kern w:val="0"/>
+                <w:sz w:val="20"/>
+                <w:szCs w:val="20"/>
+                <w:lang w:eastAsia="en-IN"/>
+                <w14:ligatures w14:val="none"/>
+              </w:rPr>
+              <w:t>ls_vbrp-vbeln</w:t>
+            </w:r>
+            <w:proofErr w:type="spellEnd"/>
+            <w:r>
+              <w:rPr>
+                <w:rFonts w:eastAsia="Times New Roman" w:cstheme="minorHAnsi"/>
+                <w:color w:val="000000"/>
+                <w:kern w:val="0"/>
+                <w:sz w:val="20"/>
+                <w:szCs w:val="20"/>
+                <w:lang w:eastAsia="en-IN"/>
+                <w14:ligatures w14:val="none"/>
+              </w:rPr>
+              <w:t>.</w:t>
             </w:r>
             <w:r>
               <w:rPr>
@@ -2161,7 +3551,33 @@
                 <w14:ligatures w14:val="none"/>
               </w:rPr>
               <w:br/>
-              <w:t>  IF sy-lsind = 2.</w:t>
+              <w:t>  IF </w:t>
+            </w:r>
+            <w:proofErr w:type="spellStart"/>
+            <w:r>
+              <w:rPr>
+                <w:rFonts w:eastAsia="Times New Roman" w:cstheme="minorHAnsi"/>
+                <w:color w:val="000000"/>
+                <w:kern w:val="0"/>
+                <w:sz w:val="20"/>
+                <w:szCs w:val="20"/>
+                <w:lang w:eastAsia="en-IN"/>
+                <w14:ligatures w14:val="none"/>
+              </w:rPr>
+              <w:t>sy-lsind</w:t>
+            </w:r>
+            <w:proofErr w:type="spellEnd"/>
+            <w:r>
+              <w:rPr>
+                <w:rFonts w:eastAsia="Times New Roman" w:cstheme="minorHAnsi"/>
+                <w:color w:val="000000"/>
+                <w:kern w:val="0"/>
+                <w:sz w:val="20"/>
+                <w:szCs w:val="20"/>
+                <w:lang w:eastAsia="en-IN"/>
+                <w14:ligatures w14:val="none"/>
+              </w:rPr>
+              <w:t> = 2.</w:t>
             </w:r>
             <w:r>
               <w:rPr>
@@ -2174,8 +3590,22 @@
                 <w14:ligatures w14:val="none"/>
               </w:rPr>
               <w:br/>
-              <w:t>    SELECT FROM vbrkuk</w:t>
-            </w:r>
+              <w:t>    SELECT FROM </w:t>
+            </w:r>
+            <w:proofErr w:type="spellStart"/>
+            <w:r>
+              <w:rPr>
+                <w:rFonts w:eastAsia="Times New Roman" w:cstheme="minorHAnsi"/>
+                <w:color w:val="000000"/>
+                <w:kern w:val="0"/>
+                <w:sz w:val="20"/>
+                <w:szCs w:val="20"/>
+                <w:lang w:eastAsia="en-IN"/>
+                <w14:ligatures w14:val="none"/>
+              </w:rPr>
+              <w:t>vbrkuk</w:t>
+            </w:r>
+            <w:proofErr w:type="spellEnd"/>
             <w:r>
               <w:rPr>
                 <w:rFonts w:eastAsia="Times New Roman" w:cstheme="minorHAnsi"/>
@@ -2187,8 +3617,48 @@
                 <w14:ligatures w14:val="none"/>
               </w:rPr>
               <w:br/>
-              <w:t>      FIELDS vbeln , fkart</w:t>
-            </w:r>
+              <w:t>      FIELDS </w:t>
+            </w:r>
+            <w:proofErr w:type="spellStart"/>
+            <w:r>
+              <w:rPr>
+                <w:rFonts w:eastAsia="Times New Roman" w:cstheme="minorHAnsi"/>
+                <w:color w:val="000000"/>
+                <w:kern w:val="0"/>
+                <w:sz w:val="20"/>
+                <w:szCs w:val="20"/>
+                <w:lang w:eastAsia="en-IN"/>
+                <w14:ligatures w14:val="none"/>
+              </w:rPr>
+              <w:t>vbeln</w:t>
+            </w:r>
+            <w:proofErr w:type="spellEnd"/>
+            <w:r>
+              <w:rPr>
+                <w:rFonts w:eastAsia="Times New Roman" w:cstheme="minorHAnsi"/>
+                <w:color w:val="000000"/>
+                <w:kern w:val="0"/>
+                <w:sz w:val="20"/>
+                <w:szCs w:val="20"/>
+                <w:lang w:eastAsia="en-IN"/>
+                <w14:ligatures w14:val="none"/>
+              </w:rPr>
+              <w:t> , </w:t>
+            </w:r>
+            <w:proofErr w:type="spellStart"/>
+            <w:r>
+              <w:rPr>
+                <w:rFonts w:eastAsia="Times New Roman" w:cstheme="minorHAnsi"/>
+                <w:color w:val="000000"/>
+                <w:kern w:val="0"/>
+                <w:sz w:val="20"/>
+                <w:szCs w:val="20"/>
+                <w:lang w:eastAsia="en-IN"/>
+                <w14:ligatures w14:val="none"/>
+              </w:rPr>
+              <w:t>fkart</w:t>
+            </w:r>
+            <w:proofErr w:type="spellEnd"/>
             <w:r>
               <w:rPr>
                 <w:rFonts w:eastAsia="Times New Roman" w:cstheme="minorHAnsi"/>
@@ -2200,7 +3670,33 @@
                 <w14:ligatures w14:val="none"/>
               </w:rPr>
               <w:br/>
-              <w:t>      WHERE vbeln = @ls_vbrk-vbeln</w:t>
+              <w:t>      WHERE </w:t>
+            </w:r>
+            <w:proofErr w:type="spellStart"/>
+            <w:r>
+              <w:rPr>
+                <w:rFonts w:eastAsia="Times New Roman" w:cstheme="minorHAnsi"/>
+                <w:color w:val="000000"/>
+                <w:kern w:val="0"/>
+                <w:sz w:val="20"/>
+                <w:szCs w:val="20"/>
+                <w:lang w:eastAsia="en-IN"/>
+                <w14:ligatures w14:val="none"/>
+              </w:rPr>
+              <w:t>vbeln</w:t>
+            </w:r>
+            <w:proofErr w:type="spellEnd"/>
+            <w:r>
+              <w:rPr>
+                <w:rFonts w:eastAsia="Times New Roman" w:cstheme="minorHAnsi"/>
+                <w:color w:val="000000"/>
+                <w:kern w:val="0"/>
+                <w:sz w:val="20"/>
+                <w:szCs w:val="20"/>
+                <w:lang w:eastAsia="en-IN"/>
+                <w14:ligatures w14:val="none"/>
+              </w:rPr>
+              <w:t> = @ls_vbrk-vbeln</w:t>
             </w:r>
             <w:r>
               <w:rPr>
@@ -2238,7 +3734,59 @@
                 <w14:ligatures w14:val="none"/>
               </w:rPr>
               <w:br/>
-              <w:t>    LOOP AT lt_vbrkuk INTO ls_vbrkuk.</w:t>
+              <w:t>    LOOP AT </w:t>
+            </w:r>
+            <w:proofErr w:type="spellStart"/>
+            <w:r>
+              <w:rPr>
+                <w:rFonts w:eastAsia="Times New Roman" w:cstheme="minorHAnsi"/>
+                <w:color w:val="000000"/>
+                <w:kern w:val="0"/>
+                <w:sz w:val="20"/>
+                <w:szCs w:val="20"/>
+                <w:lang w:eastAsia="en-IN"/>
+                <w14:ligatures w14:val="none"/>
+              </w:rPr>
+              <w:t>lt_vbrkuk</w:t>
+            </w:r>
+            <w:proofErr w:type="spellEnd"/>
+            <w:r>
+              <w:rPr>
+                <w:rFonts w:eastAsia="Times New Roman" w:cstheme="minorHAnsi"/>
+                <w:color w:val="000000"/>
+                <w:kern w:val="0"/>
+                <w:sz w:val="20"/>
+                <w:szCs w:val="20"/>
+                <w:lang w:eastAsia="en-IN"/>
+                <w14:ligatures w14:val="none"/>
+              </w:rPr>
+              <w:t> INTO </w:t>
+            </w:r>
+            <w:proofErr w:type="spellStart"/>
+            <w:r>
+              <w:rPr>
+                <w:rFonts w:eastAsia="Times New Roman" w:cstheme="minorHAnsi"/>
+                <w:color w:val="000000"/>
+                <w:kern w:val="0"/>
+                <w:sz w:val="20"/>
+                <w:szCs w:val="20"/>
+                <w:lang w:eastAsia="en-IN"/>
+                <w14:ligatures w14:val="none"/>
+              </w:rPr>
+              <w:t>ls_vbrkuk</w:t>
+            </w:r>
+            <w:proofErr w:type="spellEnd"/>
+            <w:r>
+              <w:rPr>
+                <w:rFonts w:eastAsia="Times New Roman" w:cstheme="minorHAnsi"/>
+                <w:color w:val="000000"/>
+                <w:kern w:val="0"/>
+                <w:sz w:val="20"/>
+                <w:szCs w:val="20"/>
+                <w:lang w:eastAsia="en-IN"/>
+                <w14:ligatures w14:val="none"/>
+              </w:rPr>
+              <w:t>.</w:t>
             </w:r>
             <w:r>
               <w:rPr>
@@ -2349,6 +3897,7 @@
       <w:r>
         <w:rPr>
           <w:rFonts w:eastAsia="Times New Roman" w:cstheme="minorHAnsi"/>
+          <w:noProof/>
           <w:color w:val="000000"/>
           <w:kern w:val="0"/>
           <w:sz w:val="28"/>
@@ -2457,6 +4006,7 @@
       <w:r>
         <w:rPr>
           <w:rFonts w:eastAsia="Times New Roman" w:cstheme="minorHAnsi"/>
+          <w:noProof/>
           <w:color w:val="000000"/>
           <w:kern w:val="0"/>
           <w:sz w:val="28"/>
@@ -2574,6 +4124,7 @@
       <w:r>
         <w:rPr>
           <w:rFonts w:eastAsia="Times New Roman" w:cstheme="minorHAnsi"/>
+          <w:noProof/>
           <w:color w:val="000000"/>
           <w:kern w:val="0"/>
           <w:sz w:val="28"/>
@@ -2691,6 +4242,7 @@
       <w:r>
         <w:rPr>
           <w:rFonts w:eastAsia="Times New Roman" w:cstheme="minorHAnsi"/>
+          <w:noProof/>
           <w:color w:val="000000"/>
           <w:kern w:val="0"/>
           <w:sz w:val="28"/>
@@ -2899,8 +4451,8 @@
   <w:abstractNum w:abstractNumId="1" w15:restartNumberingAfterBreak="0">
     <w:nsid w:val="18D3141E"/>
     <w:multiLevelType w:val="hybridMultilevel"/>
-    <w:tmpl w:val="855A4C6A"/>
-    <w:lvl w:ilvl="0" w:tplc="4009000F">
+    <w:tmpl w:val="01C2BF0C"/>
+    <w:lvl w:ilvl="0" w:tplc="C5DE8E1E">
       <w:start w:val="1"/>
       <w:numFmt w:val="decimal"/>
       <w:lvlText w:val="%1."/>
@@ -2910,6 +4462,8 @@
       </w:pPr>
       <w:rPr>
         <w:rFonts w:hint="default"/>
+        <w:b/>
+        <w:bCs/>
       </w:rPr>
     </w:lvl>
     <w:lvl w:ilvl="1" w:tplc="40090019" w:tentative="1">
@@ -4268,6 +5822,7 @@
   <w:style w:type="character" w:default="1" w:styleId="DefaultParagraphFont">
     <w:name w:val="Default Paragraph Font"/>
     <w:uiPriority w:val="1"/>
+    <w:semiHidden/>
     <w:unhideWhenUsed/>
   </w:style>
   <w:style w:type="table" w:default="1" w:styleId="TableNormal">
